--- a/docs/user-manual/Activation_Planner_User_Manual.docx
+++ b/docs/user-manual/Activation_Planner_User_Manual.docx
@@ -32588,7 +32588,7 @@
               <w:rPr>
                 <w:sz w:val="19"/>
               </w:rPr>
-              <w:t>Wires laid at the base of a vertical that act as its electrical "ground." How many and how long affects performance. (Chapter 3)</w:t>
+              <w:t>Wires spread under a vertical that act as its electrical "ground." How many, how long, and how high (on the ground vs elevated a few feet) all affect performance. (Chapter 3)</w:t>
             </w:r>
           </w:p>
         </w:tc>

--- a/docs/user-manual/Activation_Planner_User_Manual.docx
+++ b/docs/user-manual/Activation_Planner_User_Manual.docx
@@ -152,7 +152,7 @@
                 <w:color w:val="9FB3CC"/>
                 <w:sz w:val="20"/>
               </w:rPr>
-              <w:t>August 14, 2026</w:t>
+              <w:t>August 24, 2026</w:t>
             </w:r>
           </w:p>
         </w:tc>
@@ -16121,7 +16121,7 @@
                 <w:color w:val="1F3A5F"/>
                 <w:sz w:val="44"/>
               </w:rPr>
-              <w:t>Antenna Patterns — Seeing How Your Antenna Radiates</w:t>
+              <w:t>Antenna Patterns — Theory, and Reading the 2D and 3D Plots</w:t>
             </w:r>
           </w:p>
         </w:tc>
@@ -16142,7 +16142,7 @@
           <w:color w:val="64748B"/>
           <w:sz w:val="23"/>
         </w:rPr>
-        <w:t>The pattern tab turns your antenna measurements into pictures — where your signal goes, at what angle, and how strongly — and this chapter explains every line and number in plain language.</w:t>
+        <w:t>A plain-language primer on how antennas radiate, then a complete guide to the 2D polar plot and the 3D far-field surface — what you're looking at, and what to look for.</w:t>
       </w:r>
     </w:p>
     <w:p>
@@ -16174,7 +16174,7 @@
           <w:color w:val="222B38"/>
           <w:sz w:val="20"/>
         </w:rPr>
-        <w:t>•  What a radiation pattern is, in plain terms</w:t>
+        <w:t>•  Antenna theory in plain language (radiation patterns, take-off angle, gain, height, ground, polarization, NVIS vs DX, resonance)</w:t>
       </w:r>
     </w:p>
     <w:p>
@@ -16187,7 +16187,7 @@
           <w:color w:val="222B38"/>
           <w:sz w:val="20"/>
         </w:rPr>
-        <w:t>•  Where the pattern comes from (the NEC2++ modeling engine)</w:t>
+        <w:t>•  Opening the tab and the 2D/3D toggle</w:t>
       </w:r>
     </w:p>
     <w:p>
@@ -16200,7 +16200,7 @@
           <w:color w:val="222B38"/>
           <w:sz w:val="20"/>
         </w:rPr>
-        <w:t>•  Opening the pattern tab and choosing a band</w:t>
+        <w:t>•  The 2D polar plot — every element explained</w:t>
       </w:r>
     </w:p>
     <w:p>
@@ -16213,7 +16213,7 @@
           <w:color w:val="222B38"/>
           <w:sz w:val="20"/>
         </w:rPr>
-        <w:t>•  The two plots: the azimuth (top-down) cut and the elevation (side-on) cut</w:t>
+        <w:t>•  The 3D far-field surface — every element explained</w:t>
       </w:r>
     </w:p>
     <w:p>
@@ -16226,7 +16226,7 @@
           <w:color w:val="222B38"/>
           <w:sz w:val="20"/>
         </w:rPr>
-        <w:t>•  Take-off angle — the single most useful number, and why</w:t>
+        <w:t>•  What to look for, by antenna type</w:t>
       </w:r>
     </w:p>
     <w:p>
@@ -16239,46 +16239,7 @@
           <w:color w:val="222B38"/>
           <w:sz w:val="20"/>
         </w:rPr>
-        <w:t>•  Gain, front-to-back, and the other figures explained</w:t>
-      </w:r>
-    </w:p>
-    <w:p>
-      <w:pPr>
-        <w:spacing w:after="20"/>
-        <w:ind w:left="288"/>
-      </w:pPr>
-      <w:r>
-        <w:rPr>
-          <w:color w:val="222B38"/>
-          <w:sz w:val="20"/>
-        </w:rPr>
-        <w:t>•  The Measured vs Approximate confidence flag</w:t>
-      </w:r>
-    </w:p>
-    <w:p>
-      <w:pPr>
-        <w:spacing w:after="20"/>
-        <w:ind w:left="288"/>
-      </w:pPr>
-      <w:r>
-        <w:rPr>
-          <w:color w:val="222B38"/>
-          <w:sz w:val="20"/>
-        </w:rPr>
-        <w:t>•  How the pattern connects to your band recommendations</w:t>
-      </w:r>
-    </w:p>
-    <w:p>
-      <w:pPr>
-        <w:spacing w:after="20"/>
-        <w:ind w:left="288"/>
-      </w:pPr>
-      <w:r>
-        <w:rPr>
-          <w:color w:val="222B38"/>
-          <w:sz w:val="20"/>
-        </w:rPr>
-        <w:t>•  Why there's no 3D view yet</w:t>
+        <w:t>•  Where the pattern comes from; Measured vs Approximate; sample mode</w:t>
       </w:r>
     </w:p>
     <w:p>
@@ -16359,72 +16320,85 @@
               <w:rPr>
                 <w:color w:val="222B38"/>
               </w:rPr>
-              <w:t xml:space="preserve"> tab, pick one of your antennas and a band, and you'll see two pictures: a </w:t>
+              <w:t xml:space="preserve"> tab, pick one of your antennas and a band. The </w:t>
             </w:r>
             <w:r>
               <w:rPr>
                 <w:b/>
                 <w:color w:val="222B38"/>
               </w:rPr>
-              <w:t>top-down</w:t>
+              <w:t>2D</w:t>
             </w:r>
             <w:r>
               <w:rPr>
                 <w:color w:val="222B38"/>
               </w:rPr>
-              <w:t xml:space="preserve"> view (which compass directions your signal favors) and a </w:t>
+              <w:t xml:space="preserve"> view is a slice showing gain vs elevation angle (horizon to straight up), with a green </w:t>
             </w:r>
             <w:r>
               <w:rPr>
                 <w:b/>
                 <w:color w:val="222B38"/>
               </w:rPr>
-              <w:t>side-on</w:t>
+              <w:t>take-off angle</w:t>
             </w:r>
             <w:r>
               <w:rPr>
                 <w:color w:val="222B38"/>
               </w:rPr>
-              <w:t xml:space="preserve"> view (at what </w:t>
+              <w:t xml:space="preserve"> line. Flip the </w:t>
             </w:r>
             <w:r>
               <w:rPr>
                 <w:b/>
                 <w:color w:val="222B38"/>
               </w:rPr>
-              <w:t>angle</w:t>
+              <w:t>2D/3D</w:t>
             </w:r>
             <w:r>
               <w:rPr>
                 <w:color w:val="222B38"/>
               </w:rPr>
-              <w:t xml:space="preserve"> above the horizon your signal leaves). The most useful thing to read is the </w:t>
+              <w:t xml:space="preserve"> toggle for a rotatable 3D shape of where your signal goes — </w:t>
             </w:r>
             <w:r>
               <w:rPr>
                 <w:b/>
                 <w:color w:val="222B38"/>
               </w:rPr>
-              <w:t>take-off angle</w:t>
+              <w:t>distance from the center is gain</w:t>
             </w:r>
             <w:r>
               <w:rPr>
                 <w:color w:val="222B38"/>
               </w:rPr>
-              <w:t xml:space="preserve"> — low angles (roughly under 20°) are what you want for long distance; high angles are for short regional coverage. If an antenna is marked </w:t>
+              <w:t xml:space="preserve">, and </w:t>
             </w:r>
             <w:r>
               <w:rPr>
                 <w:b/>
                 <w:color w:val="222B38"/>
               </w:rPr>
-              <w:t>Approximate</w:t>
+              <w:t>color</w:t>
             </w:r>
             <w:r>
               <w:rPr>
                 <w:color w:val="222B38"/>
               </w:rPr>
-              <w:t>, treat its pattern as a good guide rather than an exact measurement.</w:t>
+              <w:t xml:space="preserve"> goes blue (weak) to red (strong). The single most useful thing to read is the </w:t>
+            </w:r>
+            <w:r>
+              <w:rPr>
+                <w:b/>
+                <w:color w:val="222B38"/>
+              </w:rPr>
+              <w:t>take-off angle</w:t>
+            </w:r>
+            <w:r>
+              <w:rPr>
+                <w:color w:val="222B38"/>
+              </w:rPr>
+              <w:t>: low (under ~20°) is for distance; high (toward straight up) is for nearby/regional (NVIS).</w:t>
             </w:r>
           </w:p>
         </w:tc>
@@ -16440,21 +16414,40 @@
         <w:pStyle w:val="Heading1"/>
       </w:pPr>
       <w:r>
-        <w:t>What This Is / What It Is For</w:t>
-      </w:r>
-    </w:p>
-    <w:p>
-      <w:r>
-        <w:t xml:space="preserve">Every antenna sends your signal out more strongly in some directions than others. A picture of that — where the energy goes and how much — is called a </w:t>
+        <w:t>Antenna Theory in Plain Language</w:t>
+      </w:r>
+    </w:p>
+    <w:p>
+      <w:r>
+        <w:t>Before the plots, here's the small amount of antenna theory that makes them meaningful. No math, no prior knowledge — just the ideas you need to read the pictures and make good choices. If you already know this, skip to the plots; if you don't, ten minutes here pays off every time you plan.</w:t>
+      </w:r>
+    </w:p>
+    <w:p>
+      <w:pPr>
+        <w:pStyle w:val="Heading2"/>
+      </w:pPr>
+      <w:r>
+        <w:t>What a radiation pattern is</w:t>
+      </w:r>
+    </w:p>
+    <w:p>
+      <w:r>
+        <w:t xml:space="preserve">An antenna doesn't send your signal equally in all directions. It's strong in some directions and weak in others. A </w:t>
       </w:r>
       <w:r>
         <w:rPr>
           <w:b/>
         </w:rPr>
-        <w:t>radiation pattern.</w:t>
-      </w:r>
-      <w:r>
-        <w:t xml:space="preserve"> This tab draws your own antennas' patterns from the measurements you entered, so you can *see* whether an antenna is throwing your signal out low toward the horizon (good for distance) or up high (good for nearby coverage), and in which compass directions it's strongest.</w:t>
+        <w:t>radiation pattern</w:t>
+      </w:r>
+      <w:r>
+        <w:t xml:space="preserve"> is simply a map of that — a picture of how "loud" the antenna is in every direction. Imagine the antenna at the center and the signal puffing outward in a 3D shape: fat where it's strong, pinched where it's weak. That shape is the pattern, and it's the single most useful thing to know about an antenna, because it tells you </w:t>
+      </w:r>
+      <w:r>
+        <w:rPr>
+          <w:b/>
+        </w:rPr>
+        <w:t>where your power actually goes.</w:t>
       </w:r>
     </w:p>
     <w:tbl>
@@ -16498,20 +16491,13 @@
                 <w:color w:val="1F3A5F"/>
                 <w:sz w:val="21"/>
               </w:rPr>
-              <w:t xml:space="preserve">JARGON, IN PLAIN WORDS   </w:t>
-            </w:r>
-            <w:r>
-              <w:rPr>
-                <w:b/>
+              <w:t xml:space="preserve">WHY DIRECTION MATTERS MORE THAN POWER   </w:t>
+            </w:r>
+            <w:r>
+              <w:rPr>
                 <w:color w:val="222B38"/>
               </w:rPr>
-              <w:t>Radiation pattern:</w:t>
-            </w:r>
-            <w:r>
-              <w:rPr>
-                <w:color w:val="222B38"/>
-              </w:rPr>
-              <w:t xml:space="preserve"> a map of an antenna's "loudness" in every direction. Picture the antenna at the center and the signal puffing outward in a shape — fat where it's strong, pinched where it's weak. That shape is the pattern.</w:t>
+              <w:t>Two antennas fed the same 10 watts can perform completely differently, because one aims the energy where you need it and the other wastes it. That's why a good antenna in the right pattern beats more power almost every time.</w:t>
             </w:r>
           </w:p>
         </w:tc>
@@ -16524,33 +16510,128 @@
     </w:p>
     <w:p>
       <w:pPr>
-        <w:pStyle w:val="Heading1"/>
-      </w:pPr>
-      <w:r>
-        <w:t>Where the Pattern Comes From</w:t>
-      </w:r>
-    </w:p>
-    <w:p>
-      <w:r>
-        <w:t xml:space="preserve">The pictures aren't guesses or stock images — they're calculated for </w:t>
+        <w:pStyle w:val="Heading2"/>
+      </w:pPr>
+      <w:r>
+        <w:t>Take-off angle — the most important idea</w:t>
+      </w:r>
+    </w:p>
+    <w:p>
+      <w:r>
+        <w:t xml:space="preserve">Of everything in a pattern, the </w:t>
       </w:r>
       <w:r>
         <w:rPr>
           <w:b/>
         </w:rPr>
-        <w:t>your</w:t>
-      </w:r>
-      <w:r>
-        <w:t xml:space="preserve"> antenna by the </w:t>
+        <w:t>take-off angle</w:t>
+      </w:r>
+      <w:r>
+        <w:t xml:space="preserve"> matters most. It's the angle above the horizon where the antenna radiates most strongly. Picture standing at your antenna and looking up: 0° is straight out at the horizon, 90° is straight up overhead. The take-off angle is where the signal's strongest lobe points.</w:t>
+      </w:r>
+    </w:p>
+    <w:p>
+      <w:r>
+        <w:t xml:space="preserve">It matters because it largely decides </w:t>
       </w:r>
       <w:r>
         <w:rPr>
           <w:b/>
         </w:rPr>
-        <w:t>NEC2++</w:t>
-      </w:r>
-      <w:r>
-        <w:t xml:space="preserve"> antenna-modeling engine (one of the two helper programs from Chapter 2). NEC2++ takes the physical details you entered — type, feed point, lengths, height, radials — and computes how such an antenna actually radiates. Activation Planner then draws the result. This is why Chapter 3 stresses entering accurate measurements: the pattern is only as good as the numbers behind it.</w:t>
+        <w:t>how far you reach</w:t>
+      </w:r>
+      <w:r>
+        <w:t>:</w:t>
+      </w:r>
+    </w:p>
+    <w:p>
+      <w:pPr>
+        <w:tabs>
+          <w:tab w:pos="547" w:val="left"/>
+        </w:tabs>
+        <w:spacing w:after="80"/>
+        <w:ind w:left="547" w:hanging="288"/>
+      </w:pPr>
+      <w:r>
+        <w:rPr>
+          <w:color w:val="2E6DA4"/>
+        </w:rPr>
+        <w:t>▪</w:t>
+        <w:tab/>
+      </w:r>
+      <w:r>
+        <w:rPr>
+          <w:b/>
+        </w:rPr>
+        <w:t>Low take-off angle (roughly under 20°)</w:t>
+      </w:r>
+      <w:r>
+        <w:t xml:space="preserve"> — the signal leaves nearly parallel to the ground and takes long, shallow skips off the ionosphere. This is what you want for </w:t>
+      </w:r>
+      <w:r>
+        <w:rPr>
+          <w:b/>
+        </w:rPr>
+        <w:t>DX / long distance.</w:t>
+      </w:r>
+    </w:p>
+    <w:p>
+      <w:pPr>
+        <w:tabs>
+          <w:tab w:pos="547" w:val="left"/>
+        </w:tabs>
+        <w:spacing w:after="80"/>
+        <w:ind w:left="547" w:hanging="288"/>
+      </w:pPr>
+      <w:r>
+        <w:rPr>
+          <w:color w:val="2E6DA4"/>
+        </w:rPr>
+        <w:t>▪</w:t>
+        <w:tab/>
+      </w:r>
+      <w:r>
+        <w:rPr>
+          <w:b/>
+        </w:rPr>
+        <w:t>High take-off angle (60° up to straight overhead)</w:t>
+      </w:r>
+      <w:r>
+        <w:t xml:space="preserve"> — the signal goes up steeply and rains back down over a region a few hundred miles across. This is exactly what </w:t>
+      </w:r>
+      <w:r>
+        <w:rPr>
+          <w:b/>
+        </w:rPr>
+        <w:t>NVIS / regional and emergency</w:t>
+      </w:r>
+      <w:r>
+        <w:t xml:space="preserve"> work needs.</w:t>
+      </w:r>
+    </w:p>
+    <w:p>
+      <w:pPr>
+        <w:tabs>
+          <w:tab w:pos="547" w:val="left"/>
+        </w:tabs>
+        <w:spacing w:after="80"/>
+        <w:ind w:left="547" w:hanging="288"/>
+      </w:pPr>
+      <w:r>
+        <w:rPr>
+          <w:color w:val="2E6DA4"/>
+        </w:rPr>
+        <w:t>▪</w:t>
+        <w:tab/>
+      </w:r>
+      <w:r>
+        <w:rPr>
+          <w:b/>
+        </w:rPr>
+        <w:t>In between (~20–50°)</w:t>
+      </w:r>
+      <w:r>
+        <w:t xml:space="preserve"> — a general-purpose compromise good for medium distances.</w:t>
       </w:r>
     </w:p>
     <w:tbl>
@@ -16570,12 +16651,12 @@
         <w:tc>
           <w:tcPr>
             <w:tcW w:type="dxa" w:w="9360"/>
-            <w:shd w:val="clear" w:color="auto" w:fill="FFF4CC"/>
+            <w:shd w:val="clear" w:color="auto" w:fill="E7F0FA"/>
             <w:tcBorders>
-              <w:top w:val="single" w:sz="4" w:space="0" w:color="E0A800"/>
-              <w:left w:val="single" w:sz="30" w:space="0" w:color="E0A800"/>
-              <w:bottom w:val="single" w:sz="4" w:space="0" w:color="E0A800"/>
-              <w:right w:val="single" w:sz="4" w:space="0" w:color="E0A800"/>
+              <w:top w:val="single" w:sz="4" w:space="0" w:color="2E6DA4"/>
+              <w:left w:val="single" w:sz="30" w:space="0" w:color="2E6DA4"/>
+              <w:bottom w:val="single" w:sz="4" w:space="0" w:color="2E6DA4"/>
+              <w:right w:val="single" w:sz="4" w:space="0" w:color="2E6DA4"/>
             </w:tcBorders>
             <w:tcMar>
               <w:top w:w="110" w:type="dxa"/>
@@ -16591,29 +16672,36 @@
             <w:r>
               <w:rPr>
                 <w:b/>
-                <w:color w:val="8A6D00"/>
+                <w:color w:val="1F3A5F"/>
                 <w:sz w:val="21"/>
               </w:rPr>
-              <w:t xml:space="preserve">GARBAGE IN, GARBAGE OUT   </w:t>
-            </w:r>
-            <w:r>
-              <w:rPr>
-                <w:color w:val="222B38"/>
-              </w:rPr>
-              <w:t xml:space="preserve">If a pattern looks wrong, the first thing to check is the antenna's measurements on the </w:t>
+              <w:t xml:space="preserve">JARGON, IN PLAIN WORDS   </w:t>
             </w:r>
             <w:r>
               <w:rPr>
                 <w:b/>
                 <w:color w:val="222B38"/>
               </w:rPr>
-              <w:t>Inventory</w:t>
+              <w:t>Ionosphere:</w:t>
             </w:r>
             <w:r>
               <w:rPr>
                 <w:color w:val="222B38"/>
               </w:rPr>
-              <w:t xml:space="preserve"> screen. NEC2++ faithfully models whatever you told it — so a wrong height or length produces a wrong-but-confident-looking pattern. Get the input right (Chapter 3) and the picture follows.</w:t>
+              <w:t xml:space="preserve"> a high layer of the atmosphere that bends shortwave signals back to Earth, letting them skip long distances. </w:t>
+            </w:r>
+            <w:r>
+              <w:rPr>
+                <w:b/>
+                <w:color w:val="222B38"/>
+              </w:rPr>
+              <w:t>NVIS (Near Vertical Incidence Skywave):</w:t>
+            </w:r>
+            <w:r>
+              <w:rPr>
+                <w:color w:val="222B38"/>
+              </w:rPr>
+              <w:t xml:space="preserve"> deliberately aiming nearly straight up so the signal comes back down over a wide nearby area.</w:t>
             </w:r>
           </w:p>
         </w:tc>
@@ -16626,284 +16714,70 @@
     </w:p>
     <w:p>
       <w:pPr>
-        <w:pStyle w:val="Heading1"/>
-      </w:pPr>
-      <w:r>
-        <w:t>Opening the Tab and Choosing a Band</w:t>
-      </w:r>
-    </w:p>
-    <w:p>
-      <w:pPr>
-        <w:tabs>
-          <w:tab w:pos="547" w:val="left"/>
-        </w:tabs>
-        <w:spacing w:after="100"/>
-        <w:ind w:left="547" w:hanging="547"/>
-      </w:pPr>
+        <w:pStyle w:val="Heading2"/>
+      </w:pPr>
+      <w:r>
+        <w:t>Gain, and what "dBi" means</w:t>
+      </w:r>
+    </w:p>
+    <w:p>
       <w:r>
         <w:rPr>
           <w:b/>
-          <w:color w:val="1F3A5F"/>
-        </w:rPr>
-        <w:t>1.</w:t>
-        <w:tab/>
-      </w:r>
-      <w:r>
-        <w:t xml:space="preserve">Click </w:t>
+        </w:rPr>
+        <w:t>Gain</w:t>
+      </w:r>
+      <w:r>
+        <w:t xml:space="preserve"> is how much an antenna concentrates your signal in its best direction, compared with a simple reference antenna. It's measured in </w:t>
       </w:r>
       <w:r>
         <w:rPr>
           <w:b/>
         </w:rPr>
-        <w:t>Antenna Patterns</w:t>
-      </w:r>
-      <w:r>
-        <w:t xml:space="preserve"> in the navigation bar.</w:t>
-      </w:r>
-    </w:p>
-    <w:p>
-      <w:pPr>
-        <w:tabs>
-          <w:tab w:pos="547" w:val="left"/>
-        </w:tabs>
-        <w:spacing w:after="100"/>
-        <w:ind w:left="547" w:hanging="547"/>
-      </w:pPr>
+        <w:t>dBi</w:t>
+      </w:r>
+      <w:r>
+        <w:t xml:space="preserve"> (decibels over an ideal reference). You don't need the math — just the feel: </w:t>
+      </w:r>
       <w:r>
         <w:rPr>
           <w:b/>
-          <w:color w:val="1F3A5F"/>
-        </w:rPr>
-        <w:t>2.</w:t>
-        <w:tab/>
-      </w:r>
-      <w:r>
-        <w:t>Choose which of your antennas to view.</w:t>
-      </w:r>
-    </w:p>
-    <w:p>
-      <w:pPr>
-        <w:tabs>
-          <w:tab w:pos="547" w:val="left"/>
-        </w:tabs>
-        <w:spacing w:after="100"/>
-        <w:ind w:left="547" w:hanging="547"/>
-      </w:pPr>
+        </w:rPr>
+        <w:t>bigger dBi means a stronger signal that way.</w:t>
+      </w:r>
+      <w:r>
+        <w:t xml:space="preserve"> A few dB is a noticeable difference; about 6 dB is roughly "twice as strong" to the ear. Gain isn't free power — an antenna with high gain in one direction is simply quieter in other directions. It focuses what you have.</w:t>
+      </w:r>
+    </w:p>
+    <w:p>
+      <w:pPr>
+        <w:pStyle w:val="Heading2"/>
+      </w:pPr>
+      <w:r>
+        <w:t>Height and the ground — why the same antenna changes</w:t>
+      </w:r>
+    </w:p>
+    <w:p>
+      <w:r>
+        <w:t xml:space="preserve">This surprises new operators: </w:t>
+      </w:r>
       <w:r>
         <w:rPr>
           <w:b/>
-          <w:color w:val="1F3A5F"/>
-        </w:rPr>
-        <w:t>3.</w:t>
-        <w:tab/>
-      </w:r>
-      <w:r>
-        <w:t xml:space="preserve">Choose a </w:t>
+        </w:rPr>
+        <w:t>the exact same antenna radiates very differently depending on how high it is and what's under it.</w:t>
+      </w:r>
+      <w:r>
+        <w:t xml:space="preserve"> The ground acts like a mirror, and the reflected signal combines with the direct signal — reinforcing it at some angles, cancelling it at others. Raise a horizontal antenna and its take-off angle drops (better for distance); lower it and the angle rises (better for regional/NVIS). This is why the program asks so carefully for </w:t>
       </w:r>
       <w:r>
         <w:rPr>
           <w:b/>
         </w:rPr>
-        <w:t>band</w:t>
-      </w:r>
-      <w:r>
-        <w:t>. An antenna radiates differently on different bands, so the pattern changes as you switch bands — this is normal and important to check for the band you plan to use.</w:t>
-      </w:r>
-    </w:p>
-    <w:p>
-      <w:pPr>
-        <w:pStyle w:val="Heading1"/>
-      </w:pPr>
-      <w:r>
-        <w:t>The Two Plots</w:t>
-      </w:r>
-    </w:p>
-    <w:p>
-      <w:r>
-        <w:t>You'll see two circular "polar" plots. Together they give you the full picture from two viewpoints. Reading a polar plot is simple: the antenna is at the center, and the farther the line is from the center in a given direction, the stronger the signal that way.</w:t>
-      </w:r>
-    </w:p>
-    <w:p>
-      <w:pPr>
-        <w:pStyle w:val="Heading2"/>
-      </w:pPr>
-      <w:r>
-        <w:t>The azimuth cut (the top-down view)</w:t>
-      </w:r>
-    </w:p>
-    <w:p>
-      <w:r>
-        <w:t xml:space="preserve">The </w:t>
-      </w:r>
-      <w:r>
-        <w:rPr>
-          <w:b/>
-        </w:rPr>
-        <w:t>azimuth</w:t>
-      </w:r>
-      <w:r>
-        <w:t xml:space="preserve"> plot is the bird's-eye view — as if you were looking straight down on your antenna from above. It shows </w:t>
-      </w:r>
-      <w:r>
-        <w:rPr>
-          <w:b/>
-        </w:rPr>
-        <w:t>which compass directions</w:t>
-      </w:r>
-      <w:r>
-        <w:t xml:space="preserve"> your signal favors. A directional antenna shows a clear bulge toward its favored heading; a vertical or a simple wire is more of an even circle (it radiates fairly equally all around). Use this to see whether you need to aim the antenna at your target.</w:t>
-      </w:r>
-    </w:p>
-    <w:p>
-      <w:pPr>
-        <w:pStyle w:val="Heading2"/>
-      </w:pPr>
-      <w:r>
-        <w:t>The elevation cut (the side-on view)</w:t>
-      </w:r>
-    </w:p>
-    <w:p>
-      <w:r>
-        <w:t xml:space="preserve">The </w:t>
-      </w:r>
-      <w:r>
-        <w:rPr>
-          <w:b/>
-        </w:rPr>
-        <w:t>elevation</w:t>
-      </w:r>
-      <w:r>
-        <w:t xml:space="preserve"> plot is the side view — as if you were standing beside your antenna looking at it edge-on. It shows </w:t>
-      </w:r>
-      <w:r>
-        <w:rPr>
-          <w:b/>
-        </w:rPr>
-        <w:t>at what angle above the horizon</w:t>
-      </w:r>
-      <w:r>
-        <w:t xml:space="preserve"> your signal leaves. This is the more important of the two for deciding *distance*, and it's where the take-off angle (next) is read.</w:t>
-      </w:r>
-    </w:p>
-    <w:p>
-      <w:pPr>
-        <w:pStyle w:val="Heading1"/>
-      </w:pPr>
-      <w:r>
-        <w:t>Take-Off Angle — the Number That Matters Most</w:t>
-      </w:r>
-    </w:p>
-    <w:p>
-      <w:r>
-        <w:t xml:space="preserve">The </w:t>
-      </w:r>
-      <w:r>
-        <w:rPr>
-          <w:b/>
-        </w:rPr>
-        <w:t>take-off angle</w:t>
-      </w:r>
-      <w:r>
-        <w:t xml:space="preserve"> is the angle above the horizon where your antenna radiates most strongly, read off the elevation plot. It is the single most useful figure on this tab because it largely decides </w:t>
-      </w:r>
-      <w:r>
-        <w:rPr>
-          <w:b/>
-        </w:rPr>
-        <w:t>how far your signal reaches</w:t>
-      </w:r>
-      <w:r>
-        <w:t>:</w:t>
-      </w:r>
-    </w:p>
-    <w:p>
-      <w:pPr>
-        <w:tabs>
-          <w:tab w:pos="547" w:val="left"/>
-        </w:tabs>
-        <w:spacing w:after="80"/>
-        <w:ind w:left="547" w:hanging="288"/>
-      </w:pPr>
-      <w:r>
-        <w:rPr>
-          <w:color w:val="2E6DA4"/>
-        </w:rPr>
-        <w:t>▪</w:t>
-        <w:tab/>
-      </w:r>
-      <w:r>
-        <w:rPr>
-          <w:b/>
-        </w:rPr>
-        <w:t>Low take-off angle (roughly under 20°)</w:t>
-      </w:r>
-      <w:r>
-        <w:t xml:space="preserve"> — your signal leaves nearly parallel to the ground and takes long, shallow hops off the ionosphere. This is what you want for </w:t>
-      </w:r>
-      <w:r>
-        <w:rPr>
-          <w:b/>
-        </w:rPr>
-        <w:t>DX / long distance.</w:t>
-      </w:r>
-    </w:p>
-    <w:p>
-      <w:pPr>
-        <w:tabs>
-          <w:tab w:pos="547" w:val="left"/>
-        </w:tabs>
-        <w:spacing w:after="80"/>
-        <w:ind w:left="547" w:hanging="288"/>
-      </w:pPr>
-      <w:r>
-        <w:rPr>
-          <w:color w:val="2E6DA4"/>
-        </w:rPr>
-        <w:t>▪</w:t>
-        <w:tab/>
-      </w:r>
-      <w:r>
-        <w:rPr>
-          <w:b/>
-        </w:rPr>
-        <w:t>High take-off angle (roughly 60° and up, toward straight up)</w:t>
-      </w:r>
-      <w:r>
-        <w:t xml:space="preserve"> — your signal goes up steeply and rains back down over a nearby region. This is exactly what </w:t>
-      </w:r>
-      <w:r>
-        <w:rPr>
-          <w:b/>
-        </w:rPr>
-        <w:t>NVIS / regional and emergency</w:t>
-      </w:r>
-      <w:r>
-        <w:t xml:space="preserve"> coverage needs.</w:t>
-      </w:r>
-    </w:p>
-    <w:p>
-      <w:pPr>
-        <w:tabs>
-          <w:tab w:pos="547" w:val="left"/>
-        </w:tabs>
-        <w:spacing w:after="80"/>
-        <w:ind w:left="547" w:hanging="288"/>
-      </w:pPr>
-      <w:r>
-        <w:rPr>
-          <w:color w:val="2E6DA4"/>
-        </w:rPr>
-        <w:t>▪</w:t>
-        <w:tab/>
-      </w:r>
-      <w:r>
-        <w:rPr>
-          <w:b/>
-        </w:rPr>
-        <w:t>In between</w:t>
-      </w:r>
-      <w:r>
-        <w:t xml:space="preserve"> — a general-purpose compromise good for medium distances.</w:t>
+        <w:t>height</w:t>
+      </w:r>
+      <w:r>
+        <w:t xml:space="preserve"> (Chapter 3): height isn't a detail, it's a main control of where your signal goes.</w:t>
       </w:r>
     </w:p>
     <w:tbl>
@@ -16923,12 +16797,12 @@
         <w:tc>
           <w:tcPr>
             <w:tcW w:type="dxa" w:w="9360"/>
-            <w:shd w:val="clear" w:color="auto" w:fill="E7F0FA"/>
+            <w:shd w:val="clear" w:color="auto" w:fill="FFF4CC"/>
             <w:tcBorders>
-              <w:top w:val="single" w:sz="4" w:space="0" w:color="2E6DA4"/>
-              <w:left w:val="single" w:sz="30" w:space="0" w:color="2E6DA4"/>
-              <w:bottom w:val="single" w:sz="4" w:space="0" w:color="2E6DA4"/>
-              <w:right w:val="single" w:sz="4" w:space="0" w:color="2E6DA4"/>
+              <w:top w:val="single" w:sz="4" w:space="0" w:color="E0A800"/>
+              <w:left w:val="single" w:sz="30" w:space="0" w:color="E0A800"/>
+              <w:bottom w:val="single" w:sz="4" w:space="0" w:color="E0A800"/>
+              <w:right w:val="single" w:sz="4" w:space="0" w:color="E0A800"/>
             </w:tcBorders>
             <w:tcMar>
               <w:top w:w="110" w:type="dxa"/>
@@ -16944,16 +16818,16 @@
             <w:r>
               <w:rPr>
                 <w:b/>
-                <w:color w:val="1F3A5F"/>
+                <w:color w:val="8A6D00"/>
                 <w:sz w:val="21"/>
               </w:rPr>
-              <w:t xml:space="preserve">WHY HEIGHT CHANGES EVERYTHING FOR A DIPOLE   </w:t>
+              <w:t xml:space="preserve">THIS IS WHY YOUR NUMBERS MATTER   </w:t>
             </w:r>
             <w:r>
               <w:rPr>
                 <w:color w:val="222B38"/>
               </w:rPr>
-              <w:t>For a horizontal wire like a dipole, height above ground is what sets the take-off angle. Low to the ground = high angle (great for regional/NVIS); higher up = lower angle (better for distance). This is why Chapter 3 asks for the antenna's height so carefully — it's not a detail, it's what decides where your signal goes.</w:t>
+              <w:t>Because height and dimensions change the pattern so much, the plots are only as accurate as the measurements you entered. A wrong height gives a wrong-but-confident-looking pattern. Get the inputs right (Chapter 3) and the picture is trustworthy.</w:t>
             </w:r>
           </w:p>
         </w:tc>
@@ -16966,10 +16840,262 @@
     </w:p>
     <w:p>
       <w:pPr>
+        <w:pStyle w:val="Heading2"/>
+      </w:pPr>
+      <w:r>
+        <w:t>Polarization (briefly)</w:t>
+      </w:r>
+    </w:p>
+    <w:p>
+      <w:r>
+        <w:rPr>
+          <w:b/>
+        </w:rPr>
+        <w:t>Polarization</w:t>
+      </w:r>
+      <w:r>
+        <w:t xml:space="preserve"> is the orientation of the radio wave — vertical or horizontal — set by the antenna. A vertical antenna makes vertically-polarized waves; a horizontal dipole makes horizontal ones. For the planning this program does you don't need to fuss over it, but it's why a vertical and a dipole "feel" different on the air. It's mentioned here only so the word isn't a mystery.</w:t>
+      </w:r>
+    </w:p>
+    <w:p>
+      <w:pPr>
+        <w:pStyle w:val="Heading2"/>
+      </w:pPr>
+      <w:r>
+        <w:t>Wavelength and resonance — why "leave it 0" works</w:t>
+      </w:r>
+    </w:p>
+    <w:p>
+      <w:r>
+        <w:t xml:space="preserve">Radio waves have a physical length (a </w:t>
+      </w:r>
+      <w:r>
+        <w:rPr>
+          <w:b/>
+        </w:rPr>
+        <w:t>wavelength</w:t>
+      </w:r>
+      <w:r>
+        <w:t xml:space="preserve">), and antennas work best when their size is a natural fraction of it — a </w:t>
+      </w:r>
+      <w:r>
+        <w:rPr>
+          <w:b/>
+        </w:rPr>
+        <w:t>half-wave</w:t>
+      </w:r>
+      <w:r>
+        <w:t xml:space="preserve"> or </w:t>
+      </w:r>
+      <w:r>
+        <w:rPr>
+          <w:b/>
+        </w:rPr>
+        <w:t>quarter-wave</w:t>
+      </w:r>
+      <w:r>
+        <w:t xml:space="preserve">. An antenna cut to the right length for a band is </w:t>
+      </w:r>
+      <w:r>
+        <w:rPr>
+          <w:b/>
+        </w:rPr>
+        <w:t>resonant</w:t>
+      </w:r>
+      <w:r>
+        <w:t xml:space="preserve"> and radiates efficiently. This is why Chapter 3 says you can leave a length at </w:t>
+      </w:r>
+      <w:r>
+        <w:rPr>
+          <w:b/>
+        </w:rPr>
+        <w:t>0</w:t>
+      </w:r>
+      <w:r>
+        <w:t>: the program then models a properly-resonant length for whatever band it's checking, so you get a correct-shaped pattern even without measuring. Enter the real length and it models exactly what you have.</w:t>
+      </w:r>
+    </w:p>
+    <w:tbl>
+      <w:tblPr>
+        <w:tblW w:type="auto" w:w="0"/>
+        <w:jc w:val="center"/>
+        <w:tblLayout w:type="fixed"/>
+        <w:tblLook w:firstColumn="1" w:firstRow="1" w:lastColumn="0" w:lastRow="0" w:noHBand="0" w:noVBand="1" w:val="04A0"/>
+      </w:tblPr>
+      <w:tblGrid>
+        <w:gridCol w:w="9360"/>
+      </w:tblGrid>
+      <w:tr>
+        <w:trPr>
+          <w:cantSplit/>
+        </w:trPr>
+        <w:tc>
+          <w:tcPr>
+            <w:tcW w:type="dxa" w:w="9360"/>
+            <w:shd w:val="clear" w:color="auto" w:fill="E8F5E9"/>
+            <w:tcBorders>
+              <w:top w:val="single" w:sz="4" w:space="0" w:color="43A047"/>
+              <w:left w:val="single" w:sz="30" w:space="0" w:color="43A047"/>
+              <w:bottom w:val="single" w:sz="4" w:space="0" w:color="43A047"/>
+              <w:right w:val="single" w:sz="4" w:space="0" w:color="43A047"/>
+            </w:tcBorders>
+            <w:tcMar>
+              <w:top w:w="110" w:type="dxa"/>
+              <w:start w:w="170" w:type="dxa"/>
+              <w:bottom w:w="110" w:type="dxa"/>
+              <w:end w:w="170" w:type="dxa"/>
+            </w:tcMar>
+          </w:tcPr>
+          <w:p>
+            <w:pPr>
+              <w:spacing w:after="0"/>
+            </w:pPr>
+            <w:r>
+              <w:rPr>
+                <w:b/>
+                <w:color w:val="2E7D32"/>
+                <w:sz w:val="21"/>
+              </w:rPr>
+              <w:t xml:space="preserve">THE ONE TAKEAWAY   </w:t>
+            </w:r>
+            <w:r>
+              <w:rPr>
+                <w:color w:val="222B38"/>
+              </w:rPr>
+              <w:t xml:space="preserve">If you remember one thing: </w:t>
+            </w:r>
+            <w:r>
+              <w:rPr>
+                <w:b/>
+                <w:color w:val="222B38"/>
+              </w:rPr>
+              <w:t>look at the take-off angle.</w:t>
+            </w:r>
+            <w:r>
+              <w:rPr>
+                <w:color w:val="222B38"/>
+              </w:rPr>
+              <w:t xml:space="preserve"> Low = far away (DX). High = nearby (regional/NVIS). Everything else on the plots supports reading that.</w:t>
+            </w:r>
+          </w:p>
+        </w:tc>
+      </w:tr>
+    </w:tbl>
+    <w:p>
+      <w:pPr>
+        <w:spacing w:after="80"/>
+      </w:pPr>
+    </w:p>
+    <w:p>
+      <w:pPr>
         <w:pStyle w:val="Heading1"/>
       </w:pPr>
       <w:r>
-        <w:t>The Other Figures Explained</w:t>
+        <w:t>Opening the Antenna Patterns Tab</w:t>
+      </w:r>
+    </w:p>
+    <w:p>
+      <w:r>
+        <w:t xml:space="preserve">Click </w:t>
+      </w:r>
+      <w:r>
+        <w:rPr>
+          <w:b/>
+        </w:rPr>
+        <w:t>Antenna Patterns</w:t>
+      </w:r>
+      <w:r>
+        <w:t xml:space="preserve"> (labeled </w:t>
+      </w:r>
+      <w:r>
+        <w:rPr>
+          <w:b/>
+        </w:rPr>
+        <w:t>Antenna</w:t>
+      </w:r>
+      <w:r>
+        <w:t xml:space="preserve">) in the navigation bar. Choose an </w:t>
+      </w:r>
+      <w:r>
+        <w:rPr>
+          <w:b/>
+        </w:rPr>
+        <w:t>antenna</w:t>
+      </w:r>
+      <w:r>
+        <w:t xml:space="preserve"> and a </w:t>
+      </w:r>
+      <w:r>
+        <w:rPr>
+          <w:b/>
+        </w:rPr>
+        <w:t>band</w:t>
+      </w:r>
+      <w:r>
+        <w:t xml:space="preserve">. The dropdown lists your own antennas first, and also a few </w:t>
+      </w:r>
+      <w:r>
+        <w:rPr>
+          <w:b/>
+        </w:rPr>
+        <w:t>example</w:t>
+      </w:r>
+      <w:r>
+        <w:t xml:space="preserve"> wires (a Half-Wave Dipole, an Inverted-V, and an End-Fed — marked "(example)") so you can always explore a common pattern even before adding gear. Because a pattern changes with band, switch bands to see how the same antenna behaves across the spectrum.</w:t>
+      </w:r>
+    </w:p>
+    <w:p>
+      <w:r>
+        <w:t xml:space="preserve">At the top-right of the plot is the </w:t>
+      </w:r>
+      <w:r>
+        <w:rPr>
+          <w:b/>
+        </w:rPr>
+        <w:t>2D / 3D toggle</w:t>
+      </w:r>
+      <w:r>
+        <w:t xml:space="preserve">. The left panel always shows the numeric readout — </w:t>
+      </w:r>
+      <w:r>
+        <w:rPr>
+          <w:b/>
+        </w:rPr>
+        <w:t>Peak gain</w:t>
+      </w:r>
+      <w:r>
+        <w:t xml:space="preserve"> and </w:t>
+      </w:r>
+      <w:r>
+        <w:rPr>
+          <w:b/>
+        </w:rPr>
+        <w:t>Take-off</w:t>
+      </w:r>
+      <w:r>
+        <w:t xml:space="preserve"> angle — for the current antenna and band.</w:t>
+      </w:r>
+    </w:p>
+    <w:p>
+      <w:pPr>
+        <w:pStyle w:val="Heading1"/>
+      </w:pPr>
+      <w:r>
+        <w:t>The 2D Polar Plot — Every Element Explained</w:t>
+      </w:r>
+    </w:p>
+    <w:p>
+      <w:r>
+        <w:t xml:space="preserve">The 2D view is an </w:t>
+      </w:r>
+      <w:r>
+        <w:rPr>
+          <w:b/>
+        </w:rPr>
+        <w:t>elevation slice</w:t>
+      </w:r>
+      <w:r>
+        <w:t>: a vertical cut through the pattern, showing gain versus elevation angle from the horizon up over the top and back down to the horizon. It looks like a dome (the classic EZNEC-style elevation plot). Reading it is simple once you know the parts:</w:t>
       </w:r>
     </w:p>
     <w:tbl>
@@ -17020,7 +17146,7 @@
                 <w:color w:val="FFFFFF"/>
                 <w:sz w:val="20"/>
               </w:rPr>
-              <w:t>Figure</w:t>
+              <w:t>Element</w:t>
             </w:r>
           </w:p>
         </w:tc>
@@ -17048,7 +17174,7 @@
                 <w:color w:val="FFFFFF"/>
                 <w:sz w:val="20"/>
               </w:rPr>
-              <w:t>What it means, plainly</w:t>
+              <w:t>What it is / how to read it</w:t>
             </w:r>
           </w:p>
         </w:tc>
@@ -17077,7 +17203,7 @@
               <w:rPr>
                 <w:sz w:val="19"/>
               </w:rPr>
-              <w:t>Gain</w:t>
+              <w:t>The dome outline (red curve)</w:t>
             </w:r>
           </w:p>
         </w:tc>
@@ -17101,7 +17227,7 @@
               <w:rPr>
                 <w:sz w:val="19"/>
               </w:rPr>
-              <w:t>How much the antenna concentrates your signal in its best direction, compared with a plain reference antenna. Higher gain means a stronger signal that way — but usually at the cost of being weaker in other directions. Measured in dBi (decibels over an ideal reference).</w:t>
+              <w:t>The pattern itself — the further the red curve is from the center in a direction, the stronger the antenna radiates at that elevation angle.</w:t>
             </w:r>
           </w:p>
         </w:tc>
@@ -17131,7 +17257,7 @@
               <w:rPr>
                 <w:sz w:val="19"/>
               </w:rPr>
-              <w:t>Take-off angle</w:t>
+              <w:t>dB rings (0, −10, −20, −30)</w:t>
             </w:r>
           </w:p>
         </w:tc>
@@ -17156,7 +17282,7 @@
               <w:rPr>
                 <w:sz w:val="19"/>
               </w:rPr>
-              <w:t>The elevation angle of strongest radiation — see the section above. The key number for distance vs. regional coverage.</w:t>
+              <w:t>Concentric range rings. The outer ring is 0 dB (the peak/strongest), and each ring inward is 10 dB weaker, down to −30 dB at the very center. So a lobe reaching the outer ring is at full strength; one that only reaches −20 is much weaker.</w:t>
             </w:r>
           </w:p>
         </w:tc>
@@ -17185,7 +17311,7 @@
               <w:rPr>
                 <w:sz w:val="19"/>
               </w:rPr>
-              <w:t>Front-to-back</w:t>
+              <w:t>Angle labels (0° / 30° / 60° / 90°)</w:t>
             </w:r>
           </w:p>
         </w:tc>
@@ -17209,7 +17335,7 @@
               <w:rPr>
                 <w:sz w:val="19"/>
               </w:rPr>
-              <w:t>For a directional antenna, how much stronger it is forward than backward. A big front-to-back number means it strongly favors the way it's aimed (and rejects noise/signals from behind).</w:t>
+              <w:t>Elevation angle, on both sides: 0° at each horizon, 90° straight up at the top. Read where the lobe points against these.</w:t>
             </w:r>
           </w:p>
         </w:tc>
@@ -17232,12 +17358,14 @@
           <w:p>
             <w:pPr>
               <w:spacing w:after="0"/>
+              <w:keepNext/>
+              <w:keepLines/>
             </w:pPr>
             <w:r>
               <w:rPr>
                 <w:sz w:val="19"/>
               </w:rPr>
-              <w:t>Beamwidth</w:t>
+              <w:t>Green dashed take-off line</w:t>
             </w:r>
           </w:p>
         </w:tc>
@@ -17255,12 +17383,63 @@
           <w:p>
             <w:pPr>
               <w:spacing w:after="0"/>
+              <w:keepNext/>
+              <w:keepLines/>
             </w:pPr>
             <w:r>
               <w:rPr>
                 <w:sz w:val="19"/>
               </w:rPr>
-              <w:t>How wide the antenna's main "beam" is. A narrow beamwidth is very focused (aim carefully); a wide one is more forgiving.</w:t>
+              <w:t>The take-off angle — the elevation of peak gain — drawn as a distinct line and labeled "take-off N°". This is the number to read first (see the theory above).</w:t>
+            </w:r>
+          </w:p>
+        </w:tc>
+      </w:tr>
+      <w:tr>
+        <w:trPr>
+          <w:cantSplit/>
+        </w:trPr>
+        <w:tc>
+          <w:tcPr>
+            <w:tcW w:type="dxa" w:w="4680"/>
+            <w:tcMar>
+              <w:top w:w="60" w:type="dxa"/>
+              <w:start w:w="120" w:type="dxa"/>
+              <w:bottom w:w="60" w:type="dxa"/>
+              <w:end w:w="120" w:type="dxa"/>
+            </w:tcMar>
+          </w:tcPr>
+          <w:p>
+            <w:pPr>
+              <w:spacing w:after="0"/>
+            </w:pPr>
+            <w:r>
+              <w:rPr>
+                <w:sz w:val="19"/>
+              </w:rPr>
+              <w:t>Peak readout (top-left)</w:t>
+            </w:r>
+          </w:p>
+        </w:tc>
+        <w:tc>
+          <w:tcPr>
+            <w:tcW w:type="dxa" w:w="4680"/>
+            <w:tcMar>
+              <w:top w:w="60" w:type="dxa"/>
+              <w:start w:w="120" w:type="dxa"/>
+              <w:bottom w:w="60" w:type="dxa"/>
+              <w:end w:w="120" w:type="dxa"/>
+            </w:tcMar>
+          </w:tcPr>
+          <w:p>
+            <w:pPr>
+              <w:spacing w:after="0"/>
+            </w:pPr>
+            <w:r>
+              <w:rPr>
+                <w:sz w:val="19"/>
+              </w:rPr>
+              <w:t>"Peak X dBi @ N° elevation" — the maximum gain and the angle it occurs at, in words.</w:t>
             </w:r>
           </w:p>
         </w:tc>
@@ -17312,20 +17491,13 @@
                 <w:color w:val="1F3A5F"/>
                 <w:sz w:val="21"/>
               </w:rPr>
-              <w:t xml:space="preserve">JARGON, IN PLAIN WORDS   </w:t>
-            </w:r>
-            <w:r>
-              <w:rPr>
-                <w:b/>
+              <w:t xml:space="preserve">READING IT AT A GLANCE   </w:t>
+            </w:r>
+            <w:r>
+              <w:rPr>
                 <w:color w:val="222B38"/>
               </w:rPr>
-              <w:t>dBi</w:t>
-            </w:r>
-            <w:r>
-              <w:rPr>
-                <w:color w:val="222B38"/>
-              </w:rPr>
-              <w:t xml:space="preserve"> is just a way of scoring signal strength on a scale, compared to a perfect imaginary antenna. You don't need the math — bigger dBi in a direction means "louder that way." A few dB is a noticeable difference; 6 dB is roughly double the perceived strength.</w:t>
+              <w:t>Find the green take-off line: if it's low (near a horizon), the antenna favors distance; if it stands up near 90°, it favors overhead/regional coverage. Then see how far the red lobe reaches the outer (0 dB) ring in that direction — that's your strongest shot.</w:t>
             </w:r>
           </w:p>
         </w:tc>
@@ -17341,181 +17513,39 @@
         <w:pStyle w:val="Heading1"/>
       </w:pPr>
       <w:r>
-        <w:t>Measured vs Approximate — the Confidence Flag</w:t>
-      </w:r>
-    </w:p>
-    <w:p>
-      <w:r>
-        <w:t>Each antenna carries a small flag telling you how much to trust its modeled pattern:</w:t>
-      </w:r>
-    </w:p>
-    <w:p>
-      <w:pPr>
-        <w:tabs>
-          <w:tab w:pos="547" w:val="left"/>
-        </w:tabs>
-        <w:spacing w:after="80"/>
-        <w:ind w:left="547" w:hanging="288"/>
-      </w:pPr>
-      <w:r>
-        <w:rPr>
-          <w:color w:val="2E6DA4"/>
-        </w:rPr>
-        <w:t>▪</w:t>
-        <w:tab/>
+        <w:t>The 3D Far-Field Surface — Every Element Explained</w:t>
+      </w:r>
+    </w:p>
+    <w:p>
+      <w:r>
+        <w:t xml:space="preserve">Flip the toggle to </w:t>
       </w:r>
       <w:r>
         <w:rPr>
           <w:b/>
         </w:rPr>
-        <w:t>Measured</w:t>
-      </w:r>
-      <w:r>
-        <w:t xml:space="preserve"> — the antenna is a straightforward wire-and-dimensions design (a dipole, an end-fed wire, a vertical with radials) that NEC2++ can model accurately from your measurements. Trust the pattern.</w:t>
-      </w:r>
-    </w:p>
-    <w:p>
-      <w:pPr>
-        <w:tabs>
-          <w:tab w:pos="547" w:val="left"/>
-        </w:tabs>
-        <w:spacing w:after="80"/>
-        <w:ind w:left="547" w:hanging="288"/>
-      </w:pPr>
-      <w:r>
-        <w:rPr>
-          <w:color w:val="2E6DA4"/>
-        </w:rPr>
-        <w:t>▪</w:t>
-        <w:tab/>
+        <w:t>3D</w:t>
+      </w:r>
+      <w:r>
+        <w:t xml:space="preserve"> for a rotatable surface showing the whole pattern at once — the same idea as a 3D plot in EZNEC. It's the most intuitive way to "see" where your signal goes. Drag with the mouse to </w:t>
       </w:r>
       <w:r>
         <w:rPr>
           <w:b/>
         </w:rPr>
-        <w:t>Approximate</w:t>
-      </w:r>
-      <w:r>
-        <w:t xml:space="preserve"> — the antenna has built-in loading coils, traps, or broadband matching (common in compact and "screwdriver" style antennas) that a simple wire model can't capture exactly. The pattern is a </w:t>
+        <w:t>rotate</w:t>
+      </w:r>
+      <w:r>
+        <w:t xml:space="preserve">, scroll to </w:t>
       </w:r>
       <w:r>
         <w:rPr>
           <w:b/>
         </w:rPr>
-        <w:t>representative guide</w:t>
-      </w:r>
-      <w:r>
-        <w:t xml:space="preserve"> to its general behavior — the right shape and take-off angle in spirit — not an exact measurement.</w:t>
-      </w:r>
-    </w:p>
-    <w:tbl>
-      <w:tblPr>
-        <w:tblW w:type="auto" w:w="0"/>
-        <w:jc w:val="center"/>
-        <w:tblLayout w:type="fixed"/>
-        <w:tblLook w:firstColumn="1" w:firstRow="1" w:lastColumn="0" w:lastRow="0" w:noHBand="0" w:noVBand="1" w:val="04A0"/>
-      </w:tblPr>
-      <w:tblGrid>
-        <w:gridCol w:w="9360"/>
-      </w:tblGrid>
-      <w:tr>
-        <w:trPr>
-          <w:cantSplit/>
-        </w:trPr>
-        <w:tc>
-          <w:tcPr>
-            <w:tcW w:type="dxa" w:w="9360"/>
-            <w:shd w:val="clear" w:color="auto" w:fill="E7F0FA"/>
-            <w:tcBorders>
-              <w:top w:val="single" w:sz="4" w:space="0" w:color="2E6DA4"/>
-              <w:left w:val="single" w:sz="30" w:space="0" w:color="2E6DA4"/>
-              <w:bottom w:val="single" w:sz="4" w:space="0" w:color="2E6DA4"/>
-              <w:right w:val="single" w:sz="4" w:space="0" w:color="2E6DA4"/>
-            </w:tcBorders>
-            <w:tcMar>
-              <w:top w:w="110" w:type="dxa"/>
-              <w:start w:w="170" w:type="dxa"/>
-              <w:bottom w:w="110" w:type="dxa"/>
-              <w:end w:w="170" w:type="dxa"/>
-            </w:tcMar>
-          </w:tcPr>
-          <w:p>
-            <w:pPr>
-              <w:spacing w:after="0"/>
-            </w:pPr>
-            <w:r>
-              <w:rPr>
-                <w:b/>
-                <w:color w:val="1F3A5F"/>
-                <w:sz w:val="21"/>
-              </w:rPr>
-              <w:t xml:space="preserve">WHY SOME ANTENNAS ARE ONLY APPROXIMATE   </w:t>
-            </w:r>
-            <w:r>
-              <w:rPr>
-                <w:color w:val="222B38"/>
-              </w:rPr>
-              <w:t>NEC2++ models antennas as wires in space. A plain dipole *is* essentially wires, so the model is faithful. But a loaded or broadband antenna does clever electrical things inside its coils and matching network that aren't just wire — so we flag its pattern as approximate rather than pretend a wire model captures it perfectly. It's still a useful picture; just don't read it to the last degree.</w:t>
-            </w:r>
-          </w:p>
-        </w:tc>
-      </w:tr>
-    </w:tbl>
-    <w:p>
-      <w:pPr>
-        <w:spacing w:after="80"/>
-      </w:pPr>
-    </w:p>
-    <w:p>
-      <w:pPr>
-        <w:pStyle w:val="Heading1"/>
-      </w:pPr>
-      <w:r>
-        <w:t>How the Pattern Connects to Your Plan</w:t>
-      </w:r>
-    </w:p>
-    <w:p>
-      <w:r>
-        <w:t>The pattern tab and the planning screen work together. When you know a target is far away, the elevation plot tells you whether an antenna's take-off angle is low enough to reach it; when you're doing regional/EMCOMM work, it tells you whether the antenna gets your signal up high enough for good NVIS coverage. In short: the planning screen tells you *which band and when*; the pattern tab helps you understand *why a given antenna does or doesn't suit the job* — and which of your antennas to reach for.</w:t>
-      </w:r>
-    </w:p>
-    <w:p>
-      <w:pPr>
-        <w:pStyle w:val="Heading1"/>
-      </w:pPr>
-      <w:r>
-        <w:t>Why There's No 3D View (Yet)</w:t>
-      </w:r>
-    </w:p>
-    <w:p>
-      <w:r>
-        <w:t xml:space="preserve">You may have seen antenna patterns drawn as a rotatable 3D shape elsewhere. Activation Planner shows </w:t>
-      </w:r>
-      <w:r>
-        <w:rPr>
-          <w:b/>
-        </w:rPr>
-        <w:t>2D</w:t>
-      </w:r>
-      <w:r>
-        <w:t xml:space="preserve"> cuts (the top-down and side-on plots) instead. That's a deliberate, temporary limitation: the 3D drawing engine we'd use is only available for an older version of the app's underlying framework, and we've chosen to stay on the current version. </w:t>
-      </w:r>
-      <w:r>
-        <w:rPr>
-          <w:b/>
-        </w:rPr>
-        <w:t>The 2D plots are drawn from the exact same antenna data a 3D view would use</w:t>
-      </w:r>
-      <w:r>
-        <w:t xml:space="preserve"> — you're seeing all the same information, just as two clear slices rather than one rotatable shape. A 3D view is on the roadmap for when a compatible engine ships.</w:t>
-      </w:r>
-    </w:p>
-    <w:p>
-      <w:pPr>
-        <w:pStyle w:val="Heading1"/>
-      </w:pPr>
-      <w:r>
-        <w:t>Troubleshooting</w:t>
+        <w:t>zoom</w:t>
+      </w:r>
+      <w:r>
+        <w:t>.</w:t>
       </w:r>
     </w:p>
     <w:tbl>
@@ -17566,7 +17596,7 @@
                 <w:color w:val="FFFFFF"/>
                 <w:sz w:val="20"/>
               </w:rPr>
-              <w:t>Symptom</w:t>
+              <w:t>Element</w:t>
             </w:r>
           </w:p>
         </w:tc>
@@ -17594,7 +17624,7 @@
                 <w:color w:val="FFFFFF"/>
                 <w:sz w:val="20"/>
               </w:rPr>
-              <w:t>What to do</w:t>
+              <w:t>What it is / how to read it</w:t>
             </w:r>
           </w:p>
         </w:tc>
@@ -17623,7 +17653,7 @@
               <w:rPr>
                 <w:sz w:val="19"/>
               </w:rPr>
-              <w:t>The pattern looks obviously wrong</w:t>
+              <w:t>The colored surface</w:t>
             </w:r>
           </w:p>
         </w:tc>
@@ -17647,20 +17677,7 @@
               <w:rPr>
                 <w:sz w:val="19"/>
               </w:rPr>
-              <w:t xml:space="preserve">Check the antenna's measurements on the </w:t>
-            </w:r>
-            <w:r>
-              <w:rPr>
-                <w:b/>
-                <w:sz w:val="19"/>
-              </w:rPr>
-              <w:t>Inventory</w:t>
-            </w:r>
-            <w:r>
-              <w:rPr>
-                <w:sz w:val="19"/>
-              </w:rPr>
-              <w:t xml:space="preserve"> screen (Chapter 3) — a wrong height or length is the usual cause. NEC2++ models exactly what you entered.</w:t>
+              <w:t>The pattern as a 3D shape. Distance from the center in any direction = the gain that way, so the surface bulges toward strong directions and pinches toward weak ones.</w:t>
             </w:r>
           </w:p>
         </w:tc>
@@ -17690,7 +17707,7 @@
               <w:rPr>
                 <w:sz w:val="19"/>
               </w:rPr>
-              <w:t>The pattern is flagged Approximate</w:t>
+              <w:t>Color (blue → red)</w:t>
             </w:r>
           </w:p>
         </w:tc>
@@ -17715,7 +17732,7 @@
               <w:rPr>
                 <w:sz w:val="19"/>
               </w:rPr>
-              <w:t>That's expected for loaded/broadband antennas (coils, traps, screwdrivers). Read the shape and take-off angle as a guide, not an exact figure.</w:t>
+              <w:t>Also gain: blue is weak, through green and yellow, to red for the strongest directions. The color scale (bottom-right) shows the range (Strong at top, Weak / −30 dB at bottom).</w:t>
             </w:r>
           </w:p>
         </w:tc>
@@ -17744,7 +17761,7 @@
               <w:rPr>
                 <w:sz w:val="19"/>
               </w:rPr>
-              <w:t>The pattern changes when I switch bands</w:t>
+              <w:t>Wireframe grid lines</w:t>
             </w:r>
           </w:p>
         </w:tc>
@@ -17768,7 +17785,7 @@
               <w:rPr>
                 <w:sz w:val="19"/>
               </w:rPr>
-              <w:t>That's correct — antennas radiate differently on different bands. Always view the pattern for the band you actually plan to use.</w:t>
+              <w:t>The thin curves over the surface (constant-azimuth "meridians" and constant-elevation "rings") — they give the shape its 3D structure, like the lines on a globe.</w:t>
             </w:r>
           </w:p>
         </w:tc>
@@ -17798,7 +17815,7 @@
               <w:rPr>
                 <w:sz w:val="19"/>
               </w:rPr>
-              <w:t>No pattern appears</w:t>
+              <w:t>Ground plane (rings + spokes)</w:t>
             </w:r>
           </w:p>
         </w:tc>
@@ -17823,7 +17840,7 @@
               <w:rPr>
                 <w:sz w:val="19"/>
               </w:rPr>
-              <w:t>Make sure the antenna has its dimensions entered (Chapter 3), and that NEC2++ is installed (see the Installation Guide). Without the engine, patterns can't be computed.</w:t>
+              <w:t>The flat grid at the bottom is the horizon (ground). The concentric rings and 8 spokes are range/compass references so you can judge direction and how low the lobe reaches.</w:t>
             </w:r>
           </w:p>
         </w:tc>
@@ -17845,12 +17862,14 @@
           <w:p>
             <w:pPr>
               <w:spacing w:after="0"/>
+              <w:keepNext/>
+              <w:keepLines/>
             </w:pPr>
             <w:r>
               <w:rPr>
                 <w:sz w:val="19"/>
               </w:rPr>
-              <w:t>I expected a 3D view</w:t>
+              <w:t>Compass labels (N / E / S / W)</w:t>
             </w:r>
           </w:p>
         </w:tc>
@@ -17867,12 +17886,1370 @@
           <w:p>
             <w:pPr>
               <w:spacing w:after="0"/>
+              <w:keepNext/>
+              <w:keepLines/>
             </w:pPr>
             <w:r>
               <w:rPr>
                 <w:sz w:val="19"/>
               </w:rPr>
-              <w:t>Activation Planner uses 2D polar cuts for now (see "Why There's No 3D View" above). They contain the same information.</w:t>
+              <w:t>Direction around the horizon, so you can tell which way a directional antenna favors.</w:t>
+            </w:r>
+          </w:p>
+        </w:tc>
+      </w:tr>
+      <w:tr>
+        <w:trPr>
+          <w:cantSplit/>
+        </w:trPr>
+        <w:tc>
+          <w:tcPr>
+            <w:tcW w:type="dxa" w:w="4680"/>
+            <w:shd w:val="clear" w:color="auto" w:fill="F3F6FA"/>
+            <w:tcMar>
+              <w:top w:w="60" w:type="dxa"/>
+              <w:start w:w="120" w:type="dxa"/>
+              <w:bottom w:w="60" w:type="dxa"/>
+              <w:end w:w="120" w:type="dxa"/>
+            </w:tcMar>
+          </w:tcPr>
+          <w:p>
+            <w:pPr>
+              <w:spacing w:after="0"/>
+              <w:keepNext/>
+              <w:keepLines/>
+            </w:pPr>
+            <w:r>
+              <w:rPr>
+                <w:sz w:val="19"/>
+              </w:rPr>
+              <w:t>Zenith / Horizon labels</w:t>
+            </w:r>
+          </w:p>
+        </w:tc>
+        <w:tc>
+          <w:tcPr>
+            <w:tcW w:type="dxa" w:w="4680"/>
+            <w:shd w:val="clear" w:color="auto" w:fill="F3F6FA"/>
+            <w:tcMar>
+              <w:top w:w="60" w:type="dxa"/>
+              <w:start w:w="120" w:type="dxa"/>
+              <w:bottom w:w="60" w:type="dxa"/>
+              <w:end w:w="120" w:type="dxa"/>
+            </w:tcMar>
+          </w:tcPr>
+          <w:p>
+            <w:pPr>
+              <w:spacing w:after="0"/>
+              <w:keepNext/>
+              <w:keepLines/>
+            </w:pPr>
+            <w:r>
+              <w:rPr>
+                <w:sz w:val="19"/>
+              </w:rPr>
+              <w:t>"Zenith" marks straight up (90° elevation) at the top of the vertical axis; "Horizon" marks the ground plane (0°).</w:t>
+            </w:r>
+          </w:p>
+        </w:tc>
+      </w:tr>
+      <w:tr>
+        <w:trPr>
+          <w:cantSplit/>
+        </w:trPr>
+        <w:tc>
+          <w:tcPr>
+            <w:tcW w:type="dxa" w:w="4680"/>
+            <w:tcMar>
+              <w:top w:w="60" w:type="dxa"/>
+              <w:start w:w="120" w:type="dxa"/>
+              <w:bottom w:w="60" w:type="dxa"/>
+              <w:end w:w="120" w:type="dxa"/>
+            </w:tcMar>
+          </w:tcPr>
+          <w:p>
+            <w:pPr>
+              <w:spacing w:after="0"/>
+              <w:keepNext/>
+              <w:keepLines/>
+            </w:pPr>
+            <w:r>
+              <w:rPr>
+                <w:sz w:val="19"/>
+              </w:rPr>
+              <w:t>Green take-off line</w:t>
+            </w:r>
+          </w:p>
+        </w:tc>
+        <w:tc>
+          <w:tcPr>
+            <w:tcW w:type="dxa" w:w="4680"/>
+            <w:tcMar>
+              <w:top w:w="60" w:type="dxa"/>
+              <w:start w:w="120" w:type="dxa"/>
+              <w:bottom w:w="60" w:type="dxa"/>
+              <w:end w:w="120" w:type="dxa"/>
+            </w:tcMar>
+          </w:tcPr>
+          <w:p>
+            <w:pPr>
+              <w:spacing w:after="0"/>
+              <w:keepNext/>
+              <w:keepLines/>
+            </w:pPr>
+            <w:r>
+              <w:rPr>
+                <w:sz w:val="19"/>
+              </w:rPr>
+              <w:t>A bold line from the center out to the single strongest direction — the 3D echo of the 2D take-off line.</w:t>
+            </w:r>
+          </w:p>
+        </w:tc>
+      </w:tr>
+      <w:tr>
+        <w:trPr>
+          <w:cantSplit/>
+        </w:trPr>
+        <w:tc>
+          <w:tcPr>
+            <w:tcW w:type="dxa" w:w="4680"/>
+            <w:shd w:val="clear" w:color="auto" w:fill="F3F6FA"/>
+            <w:tcMar>
+              <w:top w:w="60" w:type="dxa"/>
+              <w:start w:w="120" w:type="dxa"/>
+              <w:bottom w:w="60" w:type="dxa"/>
+              <w:end w:w="120" w:type="dxa"/>
+            </w:tcMar>
+          </w:tcPr>
+          <w:p>
+            <w:pPr>
+              <w:spacing w:after="0"/>
+            </w:pPr>
+            <w:r>
+              <w:rPr>
+                <w:sz w:val="19"/>
+              </w:rPr>
+              <w:t>Info card (top-left)</w:t>
+            </w:r>
+          </w:p>
+        </w:tc>
+        <w:tc>
+          <w:tcPr>
+            <w:tcW w:type="dxa" w:w="4680"/>
+            <w:shd w:val="clear" w:color="auto" w:fill="F3F6FA"/>
+            <w:tcMar>
+              <w:top w:w="60" w:type="dxa"/>
+              <w:start w:w="120" w:type="dxa"/>
+              <w:bottom w:w="60" w:type="dxa"/>
+              <w:end w:w="120" w:type="dxa"/>
+            </w:tcMar>
+          </w:tcPr>
+          <w:p>
+            <w:pPr>
+              <w:spacing w:after="0"/>
+            </w:pPr>
+            <w:r>
+              <w:rPr>
+                <w:sz w:val="19"/>
+              </w:rPr>
+              <w:t>Antenna name, peak gain, take-off angle, and a reminder that distance from center = relative gain, plus the drag/scroll controls.</w:t>
+            </w:r>
+          </w:p>
+        </w:tc>
+      </w:tr>
+    </w:tbl>
+    <w:p>
+      <w:pPr>
+        <w:spacing w:after="40"/>
+      </w:pPr>
+    </w:p>
+    <w:tbl>
+      <w:tblPr>
+        <w:tblW w:type="auto" w:w="0"/>
+        <w:jc w:val="center"/>
+        <w:tblLayout w:type="fixed"/>
+        <w:tblLook w:firstColumn="1" w:firstRow="1" w:lastColumn="0" w:lastRow="0" w:noHBand="0" w:noVBand="1" w:val="04A0"/>
+      </w:tblPr>
+      <w:tblGrid>
+        <w:gridCol w:w="9360"/>
+      </w:tblGrid>
+      <w:tr>
+        <w:trPr>
+          <w:cantSplit/>
+        </w:trPr>
+        <w:tc>
+          <w:tcPr>
+            <w:tcW w:type="dxa" w:w="9360"/>
+            <w:shd w:val="clear" w:color="auto" w:fill="E7F0FA"/>
+            <w:tcBorders>
+              <w:top w:val="single" w:sz="4" w:space="0" w:color="2E6DA4"/>
+              <w:left w:val="single" w:sz="30" w:space="0" w:color="2E6DA4"/>
+              <w:bottom w:val="single" w:sz="4" w:space="0" w:color="2E6DA4"/>
+              <w:right w:val="single" w:sz="4" w:space="0" w:color="2E6DA4"/>
+            </w:tcBorders>
+            <w:tcMar>
+              <w:top w:w="110" w:type="dxa"/>
+              <w:start w:w="170" w:type="dxa"/>
+              <w:bottom w:w="110" w:type="dxa"/>
+              <w:end w:w="170" w:type="dxa"/>
+            </w:tcMar>
+          </w:tcPr>
+          <w:p>
+            <w:pPr>
+              <w:spacing w:after="0"/>
+            </w:pPr>
+            <w:r>
+              <w:rPr>
+                <w:b/>
+                <w:color w:val="1F3A5F"/>
+                <w:sz w:val="21"/>
+              </w:rPr>
+              <w:t xml:space="preserve">2D AND 3D SHOW THE SAME DATA   </w:t>
+            </w:r>
+            <w:r>
+              <w:rPr>
+                <w:color w:val="222B38"/>
+              </w:rPr>
+              <w:t>The 2D plot is one vertical slice through the 3D surface (taken at the strongest azimuth). Use 3D to understand the overall shape and which compass directions are favored; use 2D to read exact angles and dB levels. They always agree.</w:t>
+            </w:r>
+          </w:p>
+        </w:tc>
+      </w:tr>
+    </w:tbl>
+    <w:p>
+      <w:pPr>
+        <w:spacing w:after="80"/>
+      </w:pPr>
+    </w:p>
+    <w:p>
+      <w:pPr>
+        <w:pStyle w:val="Heading1"/>
+      </w:pPr>
+      <w:r>
+        <w:t>What to Look For, by Antenna Type</w:t>
+      </w:r>
+    </w:p>
+    <w:p>
+      <w:r>
+        <w:t>Here's how common antennas look on the plots and what that means for operating:</w:t>
+      </w:r>
+    </w:p>
+    <w:tbl>
+      <w:tblPr>
+        <w:tblW w:type="auto" w:w="0"/>
+        <w:jc w:val="center"/>
+        <w:tblLayout w:type="fixed"/>
+        <w:tblLook w:firstColumn="1" w:firstRow="1" w:lastColumn="0" w:lastRow="0" w:noHBand="0" w:noVBand="1" w:val="04A0"/>
+        <w:tblBorders>
+          <w:top w:val="single" w:sz="4" w:space="0" w:color="D7DEE7"/>
+          <w:left w:val="single" w:sz="4" w:space="0" w:color="D7DEE7"/>
+          <w:bottom w:val="single" w:sz="4" w:space="0" w:color="D7DEE7"/>
+          <w:right w:val="single" w:sz="4" w:space="0" w:color="D7DEE7"/>
+          <w:insideH w:val="single" w:sz="4" w:space="0" w:color="D7DEE7"/>
+          <w:insideV w:val="single" w:sz="4" w:space="0" w:color="D7DEE7"/>
+        </w:tblBorders>
+      </w:tblPr>
+      <w:tblGrid>
+        <w:gridCol w:w="3120"/>
+        <w:gridCol w:w="3120"/>
+        <w:gridCol w:w="3120"/>
+      </w:tblGrid>
+      <w:tr>
+        <w:trPr>
+          <w:cantSplit/>
+          <w:tblHeader/>
+        </w:trPr>
+        <w:tc>
+          <w:tcPr>
+            <w:tcW w:type="dxa" w:w="3120"/>
+            <w:shd w:val="clear" w:color="auto" w:fill="1F3A5F"/>
+            <w:tcMar>
+              <w:top w:w="70" w:type="dxa"/>
+              <w:start w:w="120" w:type="dxa"/>
+              <w:bottom w:w="70" w:type="dxa"/>
+              <w:end w:w="120" w:type="dxa"/>
+            </w:tcMar>
+          </w:tcPr>
+          <w:p>
+            <w:pPr>
+              <w:spacing w:after="0"/>
+              <w:keepNext/>
+              <w:keepLines/>
+            </w:pPr>
+            <w:r>
+              <w:rPr>
+                <w:rFonts w:ascii="Segoe UI Semibold" w:hAnsi="Segoe UI Semibold"/>
+                <w:b/>
+                <w:color w:val="FFFFFF"/>
+                <w:sz w:val="20"/>
+              </w:rPr>
+              <w:t>Antenna</w:t>
+            </w:r>
+          </w:p>
+        </w:tc>
+        <w:tc>
+          <w:tcPr>
+            <w:tcW w:type="dxa" w:w="3120"/>
+            <w:shd w:val="clear" w:color="auto" w:fill="1F3A5F"/>
+            <w:tcMar>
+              <w:top w:w="70" w:type="dxa"/>
+              <w:start w:w="120" w:type="dxa"/>
+              <w:bottom w:w="70" w:type="dxa"/>
+              <w:end w:w="120" w:type="dxa"/>
+            </w:tcMar>
+          </w:tcPr>
+          <w:p>
+            <w:pPr>
+              <w:spacing w:after="0"/>
+              <w:keepNext/>
+              <w:keepLines/>
+            </w:pPr>
+            <w:r>
+              <w:rPr>
+                <w:rFonts w:ascii="Segoe UI Semibold" w:hAnsi="Segoe UI Semibold"/>
+                <w:b/>
+                <w:color w:val="FFFFFF"/>
+                <w:sz w:val="20"/>
+              </w:rPr>
+              <w:t>What the pattern looks like</w:t>
+            </w:r>
+          </w:p>
+        </w:tc>
+        <w:tc>
+          <w:tcPr>
+            <w:tcW w:type="dxa" w:w="3120"/>
+            <w:shd w:val="clear" w:color="auto" w:fill="1F3A5F"/>
+            <w:tcMar>
+              <w:top w:w="70" w:type="dxa"/>
+              <w:start w:w="120" w:type="dxa"/>
+              <w:bottom w:w="70" w:type="dxa"/>
+              <w:end w:w="120" w:type="dxa"/>
+            </w:tcMar>
+          </w:tcPr>
+          <w:p>
+            <w:pPr>
+              <w:spacing w:after="0"/>
+              <w:keepNext/>
+              <w:keepLines/>
+            </w:pPr>
+            <w:r>
+              <w:rPr>
+                <w:rFonts w:ascii="Segoe UI Semibold" w:hAnsi="Segoe UI Semibold"/>
+                <w:b/>
+                <w:color w:val="FFFFFF"/>
+                <w:sz w:val="20"/>
+              </w:rPr>
+              <w:t>What it means</w:t>
+            </w:r>
+          </w:p>
+        </w:tc>
+      </w:tr>
+      <w:tr>
+        <w:trPr>
+          <w:cantSplit/>
+        </w:trPr>
+        <w:tc>
+          <w:tcPr>
+            <w:tcW w:type="dxa" w:w="3120"/>
+            <w:tcMar>
+              <w:top w:w="60" w:type="dxa"/>
+              <w:start w:w="120" w:type="dxa"/>
+              <w:bottom w:w="60" w:type="dxa"/>
+              <w:end w:w="120" w:type="dxa"/>
+            </w:tcMar>
+          </w:tcPr>
+          <w:p>
+            <w:pPr>
+              <w:spacing w:after="0"/>
+              <w:keepNext/>
+              <w:keepLines/>
+            </w:pPr>
+            <w:r>
+              <w:rPr>
+                <w:sz w:val="19"/>
+              </w:rPr>
+              <w:t>Vertical (with radials)</w:t>
+            </w:r>
+          </w:p>
+        </w:tc>
+        <w:tc>
+          <w:tcPr>
+            <w:tcW w:type="dxa" w:w="3120"/>
+            <w:tcMar>
+              <w:top w:w="60" w:type="dxa"/>
+              <w:start w:w="120" w:type="dxa"/>
+              <w:bottom w:w="60" w:type="dxa"/>
+              <w:end w:w="120" w:type="dxa"/>
+            </w:tcMar>
+          </w:tcPr>
+          <w:p>
+            <w:pPr>
+              <w:spacing w:after="0"/>
+              <w:keepNext/>
+              <w:keepLines/>
+            </w:pPr>
+            <w:r>
+              <w:rPr>
+                <w:sz w:val="19"/>
+              </w:rPr>
+              <w:t>A low, flattened donut hugging the horizon, with a null (dimple) straight up.</w:t>
+            </w:r>
+          </w:p>
+        </w:tc>
+        <w:tc>
+          <w:tcPr>
+            <w:tcW w:type="dxa" w:w="3120"/>
+            <w:tcMar>
+              <w:top w:w="60" w:type="dxa"/>
+              <w:start w:w="120" w:type="dxa"/>
+              <w:bottom w:w="60" w:type="dxa"/>
+              <w:end w:w="120" w:type="dxa"/>
+            </w:tcMar>
+          </w:tcPr>
+          <w:p>
+            <w:pPr>
+              <w:spacing w:after="0"/>
+              <w:keepNext/>
+              <w:keepLines/>
+            </w:pPr>
+            <w:r>
+              <w:rPr>
+                <w:sz w:val="19"/>
+              </w:rPr>
+              <w:t>Low take-off angle, all directions equally — good all-around for DX/distance; poor for close-in contacts.</w:t>
+            </w:r>
+          </w:p>
+        </w:tc>
+      </w:tr>
+      <w:tr>
+        <w:trPr>
+          <w:cantSplit/>
+        </w:trPr>
+        <w:tc>
+          <w:tcPr>
+            <w:tcW w:type="dxa" w:w="3120"/>
+            <w:shd w:val="clear" w:color="auto" w:fill="F3F6FA"/>
+            <w:tcMar>
+              <w:top w:w="60" w:type="dxa"/>
+              <w:start w:w="120" w:type="dxa"/>
+              <w:bottom w:w="60" w:type="dxa"/>
+              <w:end w:w="120" w:type="dxa"/>
+            </w:tcMar>
+          </w:tcPr>
+          <w:p>
+            <w:pPr>
+              <w:spacing w:after="0"/>
+              <w:keepNext/>
+              <w:keepLines/>
+            </w:pPr>
+            <w:r>
+              <w:rPr>
+                <w:sz w:val="19"/>
+              </w:rPr>
+              <w:t>Dipole (up high)</w:t>
+            </w:r>
+          </w:p>
+        </w:tc>
+        <w:tc>
+          <w:tcPr>
+            <w:tcW w:type="dxa" w:w="3120"/>
+            <w:shd w:val="clear" w:color="auto" w:fill="F3F6FA"/>
+            <w:tcMar>
+              <w:top w:w="60" w:type="dxa"/>
+              <w:start w:w="120" w:type="dxa"/>
+              <w:bottom w:w="60" w:type="dxa"/>
+              <w:end w:w="120" w:type="dxa"/>
+            </w:tcMar>
+          </w:tcPr>
+          <w:p>
+            <w:pPr>
+              <w:spacing w:after="0"/>
+              <w:keepNext/>
+              <w:keepLines/>
+            </w:pPr>
+            <w:r>
+              <w:rPr>
+                <w:sz w:val="19"/>
+              </w:rPr>
+              <w:t>Two broad lobes broadside to the wire (a figure-8 from above), at a fairly low angle.</w:t>
+            </w:r>
+          </w:p>
+        </w:tc>
+        <w:tc>
+          <w:tcPr>
+            <w:tcW w:type="dxa" w:w="3120"/>
+            <w:shd w:val="clear" w:color="auto" w:fill="F3F6FA"/>
+            <w:tcMar>
+              <w:top w:w="60" w:type="dxa"/>
+              <w:start w:w="120" w:type="dxa"/>
+              <w:bottom w:w="60" w:type="dxa"/>
+              <w:end w:w="120" w:type="dxa"/>
+            </w:tcMar>
+          </w:tcPr>
+          <w:p>
+            <w:pPr>
+              <w:spacing w:after="0"/>
+              <w:keepNext/>
+              <w:keepLines/>
+            </w:pPr>
+            <w:r>
+              <w:rPr>
+                <w:sz w:val="19"/>
+              </w:rPr>
+              <w:t>Favors distance broadside to the wire; aim the wire so its broadside faces your target.</w:t>
+            </w:r>
+          </w:p>
+        </w:tc>
+      </w:tr>
+      <w:tr>
+        <w:trPr>
+          <w:cantSplit/>
+        </w:trPr>
+        <w:tc>
+          <w:tcPr>
+            <w:tcW w:type="dxa" w:w="3120"/>
+            <w:tcMar>
+              <w:top w:w="60" w:type="dxa"/>
+              <w:start w:w="120" w:type="dxa"/>
+              <w:bottom w:w="60" w:type="dxa"/>
+              <w:end w:w="120" w:type="dxa"/>
+            </w:tcMar>
+          </w:tcPr>
+          <w:p>
+            <w:pPr>
+              <w:spacing w:after="0"/>
+              <w:keepNext/>
+              <w:keepLines/>
+            </w:pPr>
+            <w:r>
+              <w:rPr>
+                <w:sz w:val="19"/>
+              </w:rPr>
+              <w:t>Dipole or wire strung LOW</w:t>
+            </w:r>
+          </w:p>
+        </w:tc>
+        <w:tc>
+          <w:tcPr>
+            <w:tcW w:type="dxa" w:w="3120"/>
+            <w:tcMar>
+              <w:top w:w="60" w:type="dxa"/>
+              <w:start w:w="120" w:type="dxa"/>
+              <w:bottom w:w="60" w:type="dxa"/>
+              <w:end w:w="120" w:type="dxa"/>
+            </w:tcMar>
+          </w:tcPr>
+          <w:p>
+            <w:pPr>
+              <w:spacing w:after="0"/>
+              <w:keepNext/>
+              <w:keepLines/>
+            </w:pPr>
+            <w:r>
+              <w:rPr>
+                <w:sz w:val="19"/>
+              </w:rPr>
+              <w:t>A big rounded lobe pointing nearly straight up.</w:t>
+            </w:r>
+          </w:p>
+        </w:tc>
+        <w:tc>
+          <w:tcPr>
+            <w:tcW w:type="dxa" w:w="3120"/>
+            <w:tcMar>
+              <w:top w:w="60" w:type="dxa"/>
+              <w:start w:w="120" w:type="dxa"/>
+              <w:bottom w:w="60" w:type="dxa"/>
+              <w:end w:w="120" w:type="dxa"/>
+            </w:tcMar>
+          </w:tcPr>
+          <w:p>
+            <w:pPr>
+              <w:spacing w:after="0"/>
+              <w:keepNext/>
+              <w:keepLines/>
+            </w:pPr>
+            <w:r>
+              <w:rPr>
+                <w:sz w:val="19"/>
+              </w:rPr>
+              <w:t>High take-off angle — an NVIS/regional antenna. Great for a few-hundred-mile net; not for DX.</w:t>
+            </w:r>
+          </w:p>
+        </w:tc>
+      </w:tr>
+      <w:tr>
+        <w:trPr>
+          <w:cantSplit/>
+        </w:trPr>
+        <w:tc>
+          <w:tcPr>
+            <w:tcW w:type="dxa" w:w="3120"/>
+            <w:shd w:val="clear" w:color="auto" w:fill="F3F6FA"/>
+            <w:tcMar>
+              <w:top w:w="60" w:type="dxa"/>
+              <w:start w:w="120" w:type="dxa"/>
+              <w:bottom w:w="60" w:type="dxa"/>
+              <w:end w:w="120" w:type="dxa"/>
+            </w:tcMar>
+          </w:tcPr>
+          <w:p>
+            <w:pPr>
+              <w:spacing w:after="0"/>
+              <w:keepNext/>
+              <w:keepLines/>
+            </w:pPr>
+            <w:r>
+              <w:rPr>
+                <w:sz w:val="19"/>
+              </w:rPr>
+              <w:t>NVIS crossed dipole</w:t>
+            </w:r>
+          </w:p>
+        </w:tc>
+        <w:tc>
+          <w:tcPr>
+            <w:tcW w:type="dxa" w:w="3120"/>
+            <w:shd w:val="clear" w:color="auto" w:fill="F3F6FA"/>
+            <w:tcMar>
+              <w:top w:w="60" w:type="dxa"/>
+              <w:start w:w="120" w:type="dxa"/>
+              <w:bottom w:w="60" w:type="dxa"/>
+              <w:end w:w="120" w:type="dxa"/>
+            </w:tcMar>
+          </w:tcPr>
+          <w:p>
+            <w:pPr>
+              <w:spacing w:after="0"/>
+              <w:keepNext/>
+              <w:keepLines/>
+            </w:pPr>
+            <w:r>
+              <w:rPr>
+                <w:sz w:val="19"/>
+              </w:rPr>
+              <w:t>A dome filling the sky overhead, fairly even in all compass directions.</w:t>
+            </w:r>
+          </w:p>
+        </w:tc>
+        <w:tc>
+          <w:tcPr>
+            <w:tcW w:type="dxa" w:w="3120"/>
+            <w:shd w:val="clear" w:color="auto" w:fill="F3F6FA"/>
+            <w:tcMar>
+              <w:top w:w="60" w:type="dxa"/>
+              <w:start w:w="120" w:type="dxa"/>
+              <w:bottom w:w="60" w:type="dxa"/>
+              <w:end w:w="120" w:type="dxa"/>
+            </w:tcMar>
+          </w:tcPr>
+          <w:p>
+            <w:pPr>
+              <w:spacing w:after="0"/>
+              <w:keepNext/>
+              <w:keepLines/>
+            </w:pPr>
+            <w:r>
+              <w:rPr>
+                <w:sz w:val="19"/>
+              </w:rPr>
+              <w:t>Purpose-built high-angle regional coverage — the classic emergency/regional choice.</w:t>
+            </w:r>
+          </w:p>
+        </w:tc>
+      </w:tr>
+      <w:tr>
+        <w:trPr>
+          <w:cantSplit/>
+        </w:trPr>
+        <w:tc>
+          <w:tcPr>
+            <w:tcW w:type="dxa" w:w="3120"/>
+            <w:tcMar>
+              <w:top w:w="60" w:type="dxa"/>
+              <w:start w:w="120" w:type="dxa"/>
+              <w:bottom w:w="60" w:type="dxa"/>
+              <w:end w:w="120" w:type="dxa"/>
+            </w:tcMar>
+          </w:tcPr>
+          <w:p>
+            <w:pPr>
+              <w:spacing w:after="0"/>
+            </w:pPr>
+            <w:r>
+              <w:rPr>
+                <w:sz w:val="19"/>
+              </w:rPr>
+              <w:t>End-fed half-wave</w:t>
+            </w:r>
+          </w:p>
+        </w:tc>
+        <w:tc>
+          <w:tcPr>
+            <w:tcW w:type="dxa" w:w="3120"/>
+            <w:tcMar>
+              <w:top w:w="60" w:type="dxa"/>
+              <w:start w:w="120" w:type="dxa"/>
+              <w:bottom w:w="60" w:type="dxa"/>
+              <w:end w:w="120" w:type="dxa"/>
+            </w:tcMar>
+          </w:tcPr>
+          <w:p>
+            <w:pPr>
+              <w:spacing w:after="0"/>
+            </w:pPr>
+            <w:r>
+              <w:rPr>
+                <w:sz w:val="19"/>
+              </w:rPr>
+              <w:t>Similar to a dipole but often a bit more lopsided; angle depends on height.</w:t>
+            </w:r>
+          </w:p>
+        </w:tc>
+        <w:tc>
+          <w:tcPr>
+            <w:tcW w:type="dxa" w:w="3120"/>
+            <w:tcMar>
+              <w:top w:w="60" w:type="dxa"/>
+              <w:start w:w="120" w:type="dxa"/>
+              <w:bottom w:w="60" w:type="dxa"/>
+              <w:end w:w="120" w:type="dxa"/>
+            </w:tcMar>
+          </w:tcPr>
+          <w:p>
+            <w:pPr>
+              <w:spacing w:after="0"/>
+            </w:pPr>
+            <w:r>
+              <w:rPr>
+                <w:sz w:val="19"/>
+              </w:rPr>
+              <w:t>A versatile portable wire; check its take-off angle for the height you actually use.</w:t>
+            </w:r>
+          </w:p>
+        </w:tc>
+      </w:tr>
+    </w:tbl>
+    <w:p>
+      <w:pPr>
+        <w:spacing w:after="40"/>
+      </w:pPr>
+    </w:p>
+    <w:tbl>
+      <w:tblPr>
+        <w:tblW w:type="auto" w:w="0"/>
+        <w:jc w:val="center"/>
+        <w:tblLayout w:type="fixed"/>
+        <w:tblLook w:firstColumn="1" w:firstRow="1" w:lastColumn="0" w:lastRow="0" w:noHBand="0" w:noVBand="1" w:val="04A0"/>
+      </w:tblPr>
+      <w:tblGrid>
+        <w:gridCol w:w="9360"/>
+      </w:tblGrid>
+      <w:tr>
+        <w:trPr>
+          <w:cantSplit/>
+        </w:trPr>
+        <w:tc>
+          <w:tcPr>
+            <w:tcW w:type="dxa" w:w="9360"/>
+            <w:shd w:val="clear" w:color="auto" w:fill="E8F5E9"/>
+            <w:tcBorders>
+              <w:top w:val="single" w:sz="4" w:space="0" w:color="43A047"/>
+              <w:left w:val="single" w:sz="30" w:space="0" w:color="43A047"/>
+              <w:bottom w:val="single" w:sz="4" w:space="0" w:color="43A047"/>
+              <w:right w:val="single" w:sz="4" w:space="0" w:color="43A047"/>
+            </w:tcBorders>
+            <w:tcMar>
+              <w:top w:w="110" w:type="dxa"/>
+              <w:start w:w="170" w:type="dxa"/>
+              <w:bottom w:w="110" w:type="dxa"/>
+              <w:end w:w="170" w:type="dxa"/>
+            </w:tcMar>
+          </w:tcPr>
+          <w:p>
+            <w:pPr>
+              <w:spacing w:after="0"/>
+            </w:pPr>
+            <w:r>
+              <w:rPr>
+                <w:b/>
+                <w:color w:val="2E7D32"/>
+                <w:sz w:val="21"/>
+              </w:rPr>
+              <w:t xml:space="preserve">MATCH THE PATTERN TO THE MISSION   </w:t>
+            </w:r>
+            <w:r>
+              <w:rPr>
+                <w:color w:val="222B38"/>
+              </w:rPr>
+              <w:t>Chasing DX? Want a low take-off angle (vertical, or a dipole up high). Running a regional or emergency net? Want a high take-off angle (a low dipole or an NVIS antenna). The plots let you confirm your antenna actually does what the mission needs — before you're in the field.</w:t>
+            </w:r>
+          </w:p>
+        </w:tc>
+      </w:tr>
+    </w:tbl>
+    <w:p>
+      <w:pPr>
+        <w:spacing w:after="80"/>
+      </w:pPr>
+    </w:p>
+    <w:p>
+      <w:pPr>
+        <w:pStyle w:val="Heading1"/>
+      </w:pPr>
+      <w:r>
+        <w:t>Where the Pattern Comes From</w:t>
+      </w:r>
+    </w:p>
+    <w:p>
+      <w:r>
+        <w:t xml:space="preserve">The pictures are computed for </w:t>
+      </w:r>
+      <w:r>
+        <w:rPr>
+          <w:b/>
+        </w:rPr>
+        <w:t>your</w:t>
+      </w:r>
+      <w:r>
+        <w:t xml:space="preserve"> antenna by the </w:t>
+      </w:r>
+      <w:r>
+        <w:rPr>
+          <w:b/>
+        </w:rPr>
+        <w:t>NEC2++</w:t>
+      </w:r>
+      <w:r>
+        <w:t xml:space="preserve"> modeling engine (Chapter 2) from the measurements you entered — not stock images. That's why accurate inputs matter (Chapter 3). Two labels tell you how much to trust a given pattern:</w:t>
+      </w:r>
+    </w:p>
+    <w:p>
+      <w:pPr>
+        <w:tabs>
+          <w:tab w:pos="547" w:val="left"/>
+        </w:tabs>
+        <w:spacing w:after="80"/>
+        <w:ind w:left="547" w:hanging="288"/>
+      </w:pPr>
+      <w:r>
+        <w:rPr>
+          <w:color w:val="2E6DA4"/>
+        </w:rPr>
+        <w:t>▪</w:t>
+        <w:tab/>
+      </w:r>
+      <w:r>
+        <w:rPr>
+          <w:b/>
+        </w:rPr>
+        <w:t>Measured</w:t>
+      </w:r>
+      <w:r>
+        <w:t xml:space="preserve"> — a straightforward wire-and-dimensions antenna the engine models accurately. Trust the pattern.</w:t>
+      </w:r>
+    </w:p>
+    <w:p>
+      <w:pPr>
+        <w:tabs>
+          <w:tab w:pos="547" w:val="left"/>
+        </w:tabs>
+        <w:spacing w:after="80"/>
+        <w:ind w:left="547" w:hanging="288"/>
+      </w:pPr>
+      <w:r>
+        <w:rPr>
+          <w:color w:val="2E6DA4"/>
+        </w:rPr>
+        <w:t>▪</w:t>
+        <w:tab/>
+      </w:r>
+      <w:r>
+        <w:rPr>
+          <w:b/>
+        </w:rPr>
+        <w:t>Approximate</w:t>
+      </w:r>
+      <w:r>
+        <w:t xml:space="preserve"> — a loaded or broadband antenna (coils, traps) a simple wire model can't capture exactly; the shape and take-off angle are a good guide, not an exact measurement.</w:t>
+      </w:r>
+    </w:p>
+    <w:tbl>
+      <w:tblPr>
+        <w:tblW w:type="auto" w:w="0"/>
+        <w:jc w:val="center"/>
+        <w:tblLayout w:type="fixed"/>
+        <w:tblLook w:firstColumn="1" w:firstRow="1" w:lastColumn="0" w:lastRow="0" w:noHBand="0" w:noVBand="1" w:val="04A0"/>
+      </w:tblPr>
+      <w:tblGrid>
+        <w:gridCol w:w="9360"/>
+      </w:tblGrid>
+      <w:tr>
+        <w:trPr>
+          <w:cantSplit/>
+        </w:trPr>
+        <w:tc>
+          <w:tcPr>
+            <w:tcW w:type="dxa" w:w="9360"/>
+            <w:shd w:val="clear" w:color="auto" w:fill="E7F0FA"/>
+            <w:tcBorders>
+              <w:top w:val="single" w:sz="4" w:space="0" w:color="2E6DA4"/>
+              <w:left w:val="single" w:sz="30" w:space="0" w:color="2E6DA4"/>
+              <w:bottom w:val="single" w:sz="4" w:space="0" w:color="2E6DA4"/>
+              <w:right w:val="single" w:sz="4" w:space="0" w:color="2E6DA4"/>
+            </w:tcBorders>
+            <w:tcMar>
+              <w:top w:w="110" w:type="dxa"/>
+              <w:start w:w="170" w:type="dxa"/>
+              <w:bottom w:w="110" w:type="dxa"/>
+              <w:end w:w="170" w:type="dxa"/>
+            </w:tcMar>
+          </w:tcPr>
+          <w:p>
+            <w:pPr>
+              <w:spacing w:after="0"/>
+            </w:pPr>
+            <w:r>
+              <w:rPr>
+                <w:b/>
+                <w:color w:val="1F3A5F"/>
+                <w:sz w:val="21"/>
+              </w:rPr>
+              <w:t xml:space="preserve">SAMPLE MODE   </w:t>
+            </w:r>
+            <w:r>
+              <w:rPr>
+                <w:color w:val="222B38"/>
+              </w:rPr>
+              <w:t xml:space="preserve">If NEC2++ isn't installed, the tab shows a </w:t>
+            </w:r>
+            <w:r>
+              <w:rPr>
+                <w:b/>
+                <w:color w:val="222B38"/>
+              </w:rPr>
+              <w:t>"representative pattern"</w:t>
+            </w:r>
+            <w:r>
+              <w:rPr>
+                <w:color w:val="222B38"/>
+              </w:rPr>
+              <w:t xml:space="preserve"> note and the shapes are realistic stand-ins tied to your antenna's height — useful for learning, but install NEC2++ (see the Installation Guide) for exact modeled patterns.</w:t>
+            </w:r>
+          </w:p>
+        </w:tc>
+      </w:tr>
+    </w:tbl>
+    <w:p>
+      <w:pPr>
+        <w:spacing w:after="80"/>
+      </w:pPr>
+    </w:p>
+    <w:p>
+      <w:pPr>
+        <w:pStyle w:val="Heading1"/>
+      </w:pPr>
+      <w:r>
+        <w:t>Troubleshooting</w:t>
+      </w:r>
+    </w:p>
+    <w:tbl>
+      <w:tblPr>
+        <w:tblW w:type="auto" w:w="0"/>
+        <w:jc w:val="center"/>
+        <w:tblLayout w:type="fixed"/>
+        <w:tblLook w:firstColumn="1" w:firstRow="1" w:lastColumn="0" w:lastRow="0" w:noHBand="0" w:noVBand="1" w:val="04A0"/>
+        <w:tblBorders>
+          <w:top w:val="single" w:sz="4" w:space="0" w:color="D7DEE7"/>
+          <w:left w:val="single" w:sz="4" w:space="0" w:color="D7DEE7"/>
+          <w:bottom w:val="single" w:sz="4" w:space="0" w:color="D7DEE7"/>
+          <w:right w:val="single" w:sz="4" w:space="0" w:color="D7DEE7"/>
+          <w:insideH w:val="single" w:sz="4" w:space="0" w:color="D7DEE7"/>
+          <w:insideV w:val="single" w:sz="4" w:space="0" w:color="D7DEE7"/>
+        </w:tblBorders>
+      </w:tblPr>
+      <w:tblGrid>
+        <w:gridCol w:w="4680"/>
+        <w:gridCol w:w="4680"/>
+      </w:tblGrid>
+      <w:tr>
+        <w:trPr>
+          <w:cantSplit/>
+          <w:tblHeader/>
+        </w:trPr>
+        <w:tc>
+          <w:tcPr>
+            <w:tcW w:type="dxa" w:w="4680"/>
+            <w:shd w:val="clear" w:color="auto" w:fill="1F3A5F"/>
+            <w:tcMar>
+              <w:top w:w="70" w:type="dxa"/>
+              <w:start w:w="120" w:type="dxa"/>
+              <w:bottom w:w="70" w:type="dxa"/>
+              <w:end w:w="120" w:type="dxa"/>
+            </w:tcMar>
+          </w:tcPr>
+          <w:p>
+            <w:pPr>
+              <w:spacing w:after="0"/>
+              <w:keepNext/>
+              <w:keepLines/>
+            </w:pPr>
+            <w:r>
+              <w:rPr>
+                <w:rFonts w:ascii="Segoe UI Semibold" w:hAnsi="Segoe UI Semibold"/>
+                <w:b/>
+                <w:color w:val="FFFFFF"/>
+                <w:sz w:val="20"/>
+              </w:rPr>
+              <w:t>Symptom</w:t>
+            </w:r>
+          </w:p>
+        </w:tc>
+        <w:tc>
+          <w:tcPr>
+            <w:tcW w:type="dxa" w:w="4680"/>
+            <w:shd w:val="clear" w:color="auto" w:fill="1F3A5F"/>
+            <w:tcMar>
+              <w:top w:w="70" w:type="dxa"/>
+              <w:start w:w="120" w:type="dxa"/>
+              <w:bottom w:w="70" w:type="dxa"/>
+              <w:end w:w="120" w:type="dxa"/>
+            </w:tcMar>
+          </w:tcPr>
+          <w:p>
+            <w:pPr>
+              <w:spacing w:after="0"/>
+              <w:keepNext/>
+              <w:keepLines/>
+            </w:pPr>
+            <w:r>
+              <w:rPr>
+                <w:rFonts w:ascii="Segoe UI Semibold" w:hAnsi="Segoe UI Semibold"/>
+                <w:b/>
+                <w:color w:val="FFFFFF"/>
+                <w:sz w:val="20"/>
+              </w:rPr>
+              <w:t>What to do</w:t>
+            </w:r>
+          </w:p>
+        </w:tc>
+      </w:tr>
+      <w:tr>
+        <w:trPr>
+          <w:cantSplit/>
+        </w:trPr>
+        <w:tc>
+          <w:tcPr>
+            <w:tcW w:type="dxa" w:w="4680"/>
+            <w:tcMar>
+              <w:top w:w="60" w:type="dxa"/>
+              <w:start w:w="120" w:type="dxa"/>
+              <w:bottom w:w="60" w:type="dxa"/>
+              <w:end w:w="120" w:type="dxa"/>
+            </w:tcMar>
+          </w:tcPr>
+          <w:p>
+            <w:pPr>
+              <w:spacing w:after="0"/>
+              <w:keepNext/>
+              <w:keepLines/>
+            </w:pPr>
+            <w:r>
+              <w:rPr>
+                <w:sz w:val="19"/>
+              </w:rPr>
+              <w:t>The pattern looks obviously wrong</w:t>
+            </w:r>
+          </w:p>
+        </w:tc>
+        <w:tc>
+          <w:tcPr>
+            <w:tcW w:type="dxa" w:w="4680"/>
+            <w:tcMar>
+              <w:top w:w="60" w:type="dxa"/>
+              <w:start w:w="120" w:type="dxa"/>
+              <w:bottom w:w="60" w:type="dxa"/>
+              <w:end w:w="120" w:type="dxa"/>
+            </w:tcMar>
+          </w:tcPr>
+          <w:p>
+            <w:pPr>
+              <w:spacing w:after="0"/>
+              <w:keepNext/>
+              <w:keepLines/>
+            </w:pPr>
+            <w:r>
+              <w:rPr>
+                <w:sz w:val="19"/>
+              </w:rPr>
+              <w:t>Check the antenna's measurements on the Inventory screen (Chapter 3) — a wrong height or length is the usual cause. The engine models exactly what you entered.</w:t>
+            </w:r>
+          </w:p>
+        </w:tc>
+      </w:tr>
+      <w:tr>
+        <w:trPr>
+          <w:cantSplit/>
+        </w:trPr>
+        <w:tc>
+          <w:tcPr>
+            <w:tcW w:type="dxa" w:w="4680"/>
+            <w:shd w:val="clear" w:color="auto" w:fill="F3F6FA"/>
+            <w:tcMar>
+              <w:top w:w="60" w:type="dxa"/>
+              <w:start w:w="120" w:type="dxa"/>
+              <w:bottom w:w="60" w:type="dxa"/>
+              <w:end w:w="120" w:type="dxa"/>
+            </w:tcMar>
+          </w:tcPr>
+          <w:p>
+            <w:pPr>
+              <w:spacing w:after="0"/>
+              <w:keepNext/>
+              <w:keepLines/>
+            </w:pPr>
+            <w:r>
+              <w:rPr>
+                <w:sz w:val="19"/>
+              </w:rPr>
+              <w:t>The 3D view shows a message instead of a shape</w:t>
+            </w:r>
+          </w:p>
+        </w:tc>
+        <w:tc>
+          <w:tcPr>
+            <w:tcW w:type="dxa" w:w="4680"/>
+            <w:shd w:val="clear" w:color="auto" w:fill="F3F6FA"/>
+            <w:tcMar>
+              <w:top w:w="60" w:type="dxa"/>
+              <w:start w:w="120" w:type="dxa"/>
+              <w:bottom w:w="60" w:type="dxa"/>
+              <w:end w:w="120" w:type="dxa"/>
+            </w:tcMar>
+          </w:tcPr>
+          <w:p>
+            <w:pPr>
+              <w:spacing w:after="0"/>
+              <w:keepNext/>
+              <w:keepLines/>
+            </w:pPr>
+            <w:r>
+              <w:rPr>
+                <w:sz w:val="19"/>
+              </w:rPr>
+              <w:t>Either the antenna has no 3D data (use 2D), or your computer has no Vulkan-capable graphics — in which case the program falls back to the 2D plot automatically.</w:t>
+            </w:r>
+          </w:p>
+        </w:tc>
+      </w:tr>
+      <w:tr>
+        <w:trPr>
+          <w:cantSplit/>
+        </w:trPr>
+        <w:tc>
+          <w:tcPr>
+            <w:tcW w:type="dxa" w:w="4680"/>
+            <w:tcMar>
+              <w:top w:w="60" w:type="dxa"/>
+              <w:start w:w="120" w:type="dxa"/>
+              <w:bottom w:w="60" w:type="dxa"/>
+              <w:end w:w="120" w:type="dxa"/>
+            </w:tcMar>
+          </w:tcPr>
+          <w:p>
+            <w:pPr>
+              <w:spacing w:after="0"/>
+              <w:keepNext/>
+              <w:keepLines/>
+            </w:pPr>
+            <w:r>
+              <w:rPr>
+                <w:sz w:val="19"/>
+              </w:rPr>
+              <w:t>The pattern changes when I switch bands</w:t>
+            </w:r>
+          </w:p>
+        </w:tc>
+        <w:tc>
+          <w:tcPr>
+            <w:tcW w:type="dxa" w:w="4680"/>
+            <w:tcMar>
+              <w:top w:w="60" w:type="dxa"/>
+              <w:start w:w="120" w:type="dxa"/>
+              <w:bottom w:w="60" w:type="dxa"/>
+              <w:end w:w="120" w:type="dxa"/>
+            </w:tcMar>
+          </w:tcPr>
+          <w:p>
+            <w:pPr>
+              <w:spacing w:after="0"/>
+              <w:keepNext/>
+              <w:keepLines/>
+            </w:pPr>
+            <w:r>
+              <w:rPr>
+                <w:sz w:val="19"/>
+              </w:rPr>
+              <w:t>That's correct — antennas radiate differently on different bands. Always view the band you'll actually use.</w:t>
+            </w:r>
+          </w:p>
+        </w:tc>
+      </w:tr>
+      <w:tr>
+        <w:trPr>
+          <w:cantSplit/>
+        </w:trPr>
+        <w:tc>
+          <w:tcPr>
+            <w:tcW w:type="dxa" w:w="4680"/>
+            <w:shd w:val="clear" w:color="auto" w:fill="F3F6FA"/>
+            <w:tcMar>
+              <w:top w:w="60" w:type="dxa"/>
+              <w:start w:w="120" w:type="dxa"/>
+              <w:bottom w:w="60" w:type="dxa"/>
+              <w:end w:w="120" w:type="dxa"/>
+            </w:tcMar>
+          </w:tcPr>
+          <w:p>
+            <w:pPr>
+              <w:spacing w:after="0"/>
+              <w:keepNext/>
+              <w:keepLines/>
+            </w:pPr>
+            <w:r>
+              <w:rPr>
+                <w:sz w:val="19"/>
+              </w:rPr>
+              <w:t>It says "representative pattern" / Approximate</w:t>
+            </w:r>
+          </w:p>
+        </w:tc>
+        <w:tc>
+          <w:tcPr>
+            <w:tcW w:type="dxa" w:w="4680"/>
+            <w:shd w:val="clear" w:color="auto" w:fill="F3F6FA"/>
+            <w:tcMar>
+              <w:top w:w="60" w:type="dxa"/>
+              <w:start w:w="120" w:type="dxa"/>
+              <w:bottom w:w="60" w:type="dxa"/>
+              <w:end w:w="120" w:type="dxa"/>
+            </w:tcMar>
+          </w:tcPr>
+          <w:p>
+            <w:pPr>
+              <w:spacing w:after="0"/>
+              <w:keepNext/>
+              <w:keepLines/>
+            </w:pPr>
+            <w:r>
+              <w:rPr>
+                <w:sz w:val="19"/>
+              </w:rPr>
+              <w:t>Representative = NEC2++ isn't installed (sample mode). Approximate = a loaded/broadband antenna. Both are expected; see above.</w:t>
+            </w:r>
+          </w:p>
+        </w:tc>
+      </w:tr>
+      <w:tr>
+        <w:trPr>
+          <w:cantSplit/>
+        </w:trPr>
+        <w:tc>
+          <w:tcPr>
+            <w:tcW w:type="dxa" w:w="4680"/>
+            <w:tcMar>
+              <w:top w:w="60" w:type="dxa"/>
+              <w:start w:w="120" w:type="dxa"/>
+              <w:bottom w:w="60" w:type="dxa"/>
+              <w:end w:w="120" w:type="dxa"/>
+            </w:tcMar>
+          </w:tcPr>
+          <w:p>
+            <w:pPr>
+              <w:spacing w:after="0"/>
+              <w:keepNext/>
+              <w:keepLines/>
+            </w:pPr>
+            <w:r>
+              <w:rPr>
+                <w:sz w:val="19"/>
+              </w:rPr>
+              <w:t>3D looks flat or oddly framed</w:t>
+            </w:r>
+          </w:p>
+        </w:tc>
+        <w:tc>
+          <w:tcPr>
+            <w:tcW w:type="dxa" w:w="4680"/>
+            <w:tcMar>
+              <w:top w:w="60" w:type="dxa"/>
+              <w:start w:w="120" w:type="dxa"/>
+              <w:bottom w:w="60" w:type="dxa"/>
+              <w:end w:w="120" w:type="dxa"/>
+            </w:tcMar>
+          </w:tcPr>
+          <w:p>
+            <w:pPr>
+              <w:spacing w:after="0"/>
+              <w:keepNext/>
+              <w:keepLines/>
+            </w:pPr>
+            <w:r>
+              <w:rPr>
+                <w:sz w:val="19"/>
+              </w:rPr>
+              <w:t>Give it a moment to auto-frame, then drag to rotate. Scroll to zoom in or out.</w:t>
+            </w:r>
+          </w:p>
+        </w:tc>
+      </w:tr>
+      <w:tr>
+        <w:trPr>
+          <w:cantSplit/>
+        </w:trPr>
+        <w:tc>
+          <w:tcPr>
+            <w:tcW w:type="dxa" w:w="4680"/>
+            <w:shd w:val="clear" w:color="auto" w:fill="F3F6FA"/>
+            <w:tcMar>
+              <w:top w:w="60" w:type="dxa"/>
+              <w:start w:w="120" w:type="dxa"/>
+              <w:bottom w:w="60" w:type="dxa"/>
+              <w:end w:w="120" w:type="dxa"/>
+            </w:tcMar>
+          </w:tcPr>
+          <w:p>
+            <w:pPr>
+              <w:spacing w:after="0"/>
+            </w:pPr>
+            <w:r>
+              <w:rPr>
+                <w:sz w:val="19"/>
+              </w:rPr>
+              <w:t>I don't own the antenna I want to view</w:t>
+            </w:r>
+          </w:p>
+        </w:tc>
+        <w:tc>
+          <w:tcPr>
+            <w:tcW w:type="dxa" w:w="4680"/>
+            <w:shd w:val="clear" w:color="auto" w:fill="F3F6FA"/>
+            <w:tcMar>
+              <w:top w:w="60" w:type="dxa"/>
+              <w:start w:w="120" w:type="dxa"/>
+              <w:bottom w:w="60" w:type="dxa"/>
+              <w:end w:w="120" w:type="dxa"/>
+            </w:tcMar>
+          </w:tcPr>
+          <w:p>
+            <w:pPr>
+              <w:spacing w:after="0"/>
+            </w:pPr>
+            <w:r>
+              <w:rPr>
+                <w:sz w:val="19"/>
+              </w:rPr>
+              <w:t>Pick one of the built-in "(example)" wires in the dropdown, or add your antenna on the Inventory screen (Chapter 3).</w:t>
             </w:r>
           </w:p>
         </w:tc>
